--- a/products-storage/12-otvet-na-pretenziyu/30-slovar-poley-oborona.docx
+++ b/products-storage/12-otvet-na-pretenziyu/30-slovar-poley-oborona.docx
@@ -6194,6 +6194,3579 @@
         <w:t xml:space="preserve"> — правило одно: текст после двоеточия или внутри поля — это варианты и указания, поле заменяется целиком вашим текстом.</w:t>
       </w:r>
     </w:p>
+    <w:p>
+      <w:r>
+        <w:br w:type="page"/>
+      </w:r>
+    </w:p>
+    <w:p>
+      <w:pPr>
+        <w:pStyle w:val="Heading1"/>
+        <w:spacing w:after="200" w:before="240"/>
+      </w:pPr>
+      <w:r>
+        <w:rPr>
+          <w:rFonts w:ascii="Times New Roman" w:cs="Times New Roman" w:eastAsia="Times New Roman" w:hAnsi="Times New Roman"/>
+          <w:b/>
+          <w:bCs/>
+          <w:sz w:val="32"/>
+          <w:szCs w:val="32"/>
+        </w:rPr>
+        <w:t xml:space="preserve">Поля редакции 1.1: прямое требование и экспертиза</w:t>
+      </w:r>
+    </w:p>
+    <w:p>
+      <w:pPr>
+        <w:spacing w:after="120" w:line="276"/>
+      </w:pPr>
+      <w:r>
+        <w:rPr>
+          <w:rFonts w:ascii="Times New Roman" w:cs="Times New Roman" w:eastAsia="Times New Roman" w:hAnsi="Times New Roman"/>
+          <w:i/>
+          <w:iCs/>
+          <w:color w:val="595959"/>
+          <w:sz w:val="24"/>
+          <w:szCs w:val="24"/>
+        </w:rPr>
+        <w:t xml:space="preserve">Шесть документов редакции 1.1 добавили поля, которых в комплекте не было. Правило то же: значение, подставленное в один документ, без изменений переносится в остальные.</w:t>
+      </w:r>
+    </w:p>
+    <w:p>
+      <w:pPr>
+        <w:pStyle w:val="Heading2"/>
+        <w:keepNext/>
+        <w:spacing w:after="120" w:before="260"/>
+      </w:pPr>
+      <w:r>
+        <w:rPr>
+          <w:rFonts w:ascii="Times New Roman" w:cs="Times New Roman" w:eastAsia="Times New Roman" w:hAnsi="Times New Roman"/>
+          <w:b/>
+          <w:bCs/>
+          <w:sz w:val="26"/>
+          <w:szCs w:val="26"/>
+        </w:rPr>
+        <w:t xml:space="preserve">Прямое требование заказчика</w:t>
+      </w:r>
+    </w:p>
+    <w:tbl>
+      <w:tblPr>
+        <w:tblW w:type="dxa" w:w="9060"/>
+        <w:tblBorders>
+          <w:top w:val="single" w:color="auto" w:sz="4"/>
+          <w:left w:val="single" w:color="auto" w:sz="4"/>
+          <w:bottom w:val="single" w:color="auto" w:sz="4"/>
+          <w:right w:val="single" w:color="auto" w:sz="4"/>
+          <w:insideH w:val="single" w:color="auto" w:sz="4"/>
+          <w:insideV w:val="single" w:color="auto" w:sz="4"/>
+        </w:tblBorders>
+      </w:tblPr>
+      <w:tblGrid>
+        <w:gridCol w:w="2900"/>
+        <w:gridCol w:w="3400"/>
+        <w:gridCol w:w="2760"/>
+      </w:tblGrid>
+      <w:tr>
+        <w:trPr>
+          <w:tblHeader/>
+        </w:trPr>
+        <w:tc>
+          <w:tcPr>
+            <w:tcW w:type="dxa" w:w="2900"/>
+            <w:shd w:fill="EDEDED" w:val="clear"/>
+            <w:tcMar>
+              <w:top w:type="dxa" w:w="80"/>
+              <w:left w:type="dxa" w:w="120"/>
+              <w:bottom w:type="dxa" w:w="80"/>
+              <w:right w:type="dxa" w:w="120"/>
+            </w:tcMar>
+          </w:tcPr>
+          <w:p>
+            <w:pPr>
+              <w:spacing w:after="0" w:line="240"/>
+            </w:pPr>
+            <w:r>
+              <w:rPr>
+                <w:rFonts w:ascii="Times New Roman" w:cs="Times New Roman" w:eastAsia="Times New Roman" w:hAnsi="Times New Roman"/>
+                <w:b/>
+                <w:bCs/>
+                <w:sz w:val="22"/>
+                <w:szCs w:val="22"/>
+              </w:rPr>
+              <w:t xml:space="preserve">Поле</w:t>
+            </w:r>
+          </w:p>
+        </w:tc>
+        <w:tc>
+          <w:tcPr>
+            <w:tcW w:type="dxa" w:w="3400"/>
+            <w:shd w:fill="EDEDED" w:val="clear"/>
+            <w:tcMar>
+              <w:top w:type="dxa" w:w="80"/>
+              <w:left w:type="dxa" w:w="120"/>
+              <w:bottom w:type="dxa" w:w="80"/>
+              <w:right w:type="dxa" w:w="120"/>
+            </w:tcMar>
+          </w:tcPr>
+          <w:p>
+            <w:pPr>
+              <w:spacing w:after="0" w:line="240"/>
+            </w:pPr>
+            <w:r>
+              <w:rPr>
+                <w:rFonts w:ascii="Times New Roman" w:cs="Times New Roman" w:eastAsia="Times New Roman" w:hAnsi="Times New Roman"/>
+                <w:b/>
+                <w:bCs/>
+                <w:sz w:val="22"/>
+                <w:szCs w:val="22"/>
+              </w:rPr>
+              <w:t xml:space="preserve">Что подставить</w:t>
+            </w:r>
+          </w:p>
+        </w:tc>
+        <w:tc>
+          <w:tcPr>
+            <w:tcW w:type="dxa" w:w="2760"/>
+            <w:shd w:fill="EDEDED" w:val="clear"/>
+            <w:tcMar>
+              <w:top w:type="dxa" w:w="80"/>
+              <w:left w:type="dxa" w:w="120"/>
+              <w:bottom w:type="dxa" w:w="80"/>
+              <w:right w:type="dxa" w:w="120"/>
+            </w:tcMar>
+          </w:tcPr>
+          <w:p>
+            <w:pPr>
+              <w:spacing w:after="0" w:line="240"/>
+            </w:pPr>
+            <w:r>
+              <w:rPr>
+                <w:rFonts w:ascii="Times New Roman" w:cs="Times New Roman" w:eastAsia="Times New Roman" w:hAnsi="Times New Roman"/>
+                <w:b/>
+                <w:bCs/>
+                <w:sz w:val="22"/>
+                <w:szCs w:val="22"/>
+              </w:rPr>
+              <w:t xml:space="preserve">Откуда брать</w:t>
+            </w:r>
+          </w:p>
+        </w:tc>
+      </w:tr>
+      <w:tr>
+        <w:tc>
+          <w:tcPr>
+            <w:tcW w:type="dxa" w:w="2900"/>
+            <w:tcMar>
+              <w:top w:type="dxa" w:w="80"/>
+              <w:left w:type="dxa" w:w="120"/>
+              <w:bottom w:type="dxa" w:w="80"/>
+              <w:right w:type="dxa" w:w="120"/>
+            </w:tcMar>
+          </w:tcPr>
+          <w:p>
+            <w:pPr>
+              <w:spacing w:after="0" w:line="240"/>
+            </w:pPr>
+            <w:r>
+              <w:rPr>
+                <w:rFonts w:ascii="Times New Roman" w:cs="Times New Roman" w:eastAsia="Times New Roman" w:hAnsi="Times New Roman"/>
+                <w:b/>
+                <w:bCs/>
+                <w:i w:val="false"/>
+                <w:iCs w:val="false"/>
+                <w:color w:val="000000"/>
+                <w:sz w:val="22"/>
+                <w:szCs w:val="22"/>
+              </w:rPr>
+              <w:t xml:space="preserve">{{РЕКВИЗИТЫ_ПРЯМОГО_ТРЕБОВАНИЯ}}</w:t>
+            </w:r>
+          </w:p>
+        </w:tc>
+        <w:tc>
+          <w:tcPr>
+            <w:tcW w:type="dxa" w:w="3400"/>
+            <w:tcMar>
+              <w:top w:type="dxa" w:w="80"/>
+              <w:left w:type="dxa" w:w="120"/>
+              <w:bottom w:type="dxa" w:w="80"/>
+              <w:right w:type="dxa" w:w="120"/>
+            </w:tcMar>
+          </w:tcPr>
+          <w:p>
+            <w:pPr>
+              <w:spacing w:after="0" w:line="240"/>
+            </w:pPr>
+            <w:r>
+              <w:rPr>
+                <w:rFonts w:ascii="Times New Roman" w:cs="Times New Roman" w:eastAsia="Times New Roman" w:hAnsi="Times New Roman"/>
+                <w:b w:val="false"/>
+                <w:bCs w:val="false"/>
+                <w:sz w:val="22"/>
+                <w:szCs w:val="22"/>
+              </w:rPr>
+              <w:t xml:space="preserve">Номер и дата письма, поступившего не от стороны вашего договора</w:t>
+            </w:r>
+          </w:p>
+        </w:tc>
+        <w:tc>
+          <w:tcPr>
+            <w:tcW w:type="dxa" w:w="2760"/>
+            <w:tcMar>
+              <w:top w:type="dxa" w:w="80"/>
+              <w:left w:type="dxa" w:w="120"/>
+              <w:bottom w:type="dxa" w:w="80"/>
+              <w:right w:type="dxa" w:w="120"/>
+            </w:tcMar>
+          </w:tcPr>
+          <w:p>
+            <w:pPr>
+              <w:spacing w:after="0" w:line="240"/>
+            </w:pPr>
+            <w:r>
+              <w:rPr>
+                <w:rFonts w:ascii="Times New Roman" w:cs="Times New Roman" w:eastAsia="Times New Roman" w:hAnsi="Times New Roman"/>
+                <w:b w:val="false"/>
+                <w:bCs w:val="false"/>
+                <w:sz w:val="22"/>
+                <w:szCs w:val="22"/>
+              </w:rPr>
+              <w:t xml:space="preserve">само письмо</w:t>
+            </w:r>
+          </w:p>
+        </w:tc>
+      </w:tr>
+      <w:tr>
+        <w:tc>
+          <w:tcPr>
+            <w:tcW w:type="dxa" w:w="2900"/>
+            <w:tcMar>
+              <w:top w:type="dxa" w:w="80"/>
+              <w:left w:type="dxa" w:w="120"/>
+              <w:bottom w:type="dxa" w:w="80"/>
+              <w:right w:type="dxa" w:w="120"/>
+            </w:tcMar>
+          </w:tcPr>
+          <w:p>
+            <w:pPr>
+              <w:spacing w:after="0" w:line="240"/>
+            </w:pPr>
+            <w:r>
+              <w:rPr>
+                <w:rFonts w:ascii="Times New Roman" w:cs="Times New Roman" w:eastAsia="Times New Roman" w:hAnsi="Times New Roman"/>
+                <w:b/>
+                <w:bCs/>
+                <w:i w:val="false"/>
+                <w:iCs w:val="false"/>
+                <w:color w:val="000000"/>
+                <w:sz w:val="22"/>
+                <w:szCs w:val="22"/>
+              </w:rPr>
+              <w:t xml:space="preserve">{{ОСНОВАНИЕ_ПРЕДЪЯВЛЕНИЯ}}</w:t>
+            </w:r>
+          </w:p>
+        </w:tc>
+        <w:tc>
+          <w:tcPr>
+            <w:tcW w:type="dxa" w:w="3400"/>
+            <w:tcMar>
+              <w:top w:type="dxa" w:w="80"/>
+              <w:left w:type="dxa" w:w="120"/>
+              <w:bottom w:type="dxa" w:w="80"/>
+              <w:right w:type="dxa" w:w="120"/>
+            </w:tcMar>
+          </w:tcPr>
+          <w:p>
+            <w:pPr>
+              <w:spacing w:after="0" w:line="240"/>
+            </w:pPr>
+            <w:r>
+              <w:rPr>
+                <w:rFonts w:ascii="Times New Roman" w:cs="Times New Roman" w:eastAsia="Times New Roman" w:hAnsi="Times New Roman"/>
+                <w:b w:val="false"/>
+                <w:bCs w:val="false"/>
+                <w:sz w:val="22"/>
+                <w:szCs w:val="22"/>
+              </w:rPr>
+              <w:t xml:space="preserve">Основание, названное в письме: пункт договора, соглашение, уступка, причинение вреда</w:t>
+            </w:r>
+          </w:p>
+        </w:tc>
+        <w:tc>
+          <w:tcPr>
+            <w:tcW w:type="dxa" w:w="2760"/>
+            <w:tcMar>
+              <w:top w:type="dxa" w:w="80"/>
+              <w:left w:type="dxa" w:w="120"/>
+              <w:bottom w:type="dxa" w:w="80"/>
+              <w:right w:type="dxa" w:w="120"/>
+            </w:tcMar>
+          </w:tcPr>
+          <w:p>
+            <w:pPr>
+              <w:spacing w:after="0" w:line="240"/>
+            </w:pPr>
+            <w:r>
+              <w:rPr>
+                <w:rFonts w:ascii="Times New Roman" w:cs="Times New Roman" w:eastAsia="Times New Roman" w:hAnsi="Times New Roman"/>
+                <w:b w:val="false"/>
+                <w:bCs w:val="false"/>
+                <w:sz w:val="22"/>
+                <w:szCs w:val="22"/>
+              </w:rPr>
+              <w:t xml:space="preserve">текст письма; если не названо — так и пишется «не названо»</w:t>
+            </w:r>
+          </w:p>
+        </w:tc>
+      </w:tr>
+      <w:tr>
+        <w:tc>
+          <w:tcPr>
+            <w:tcW w:type="dxa" w:w="2900"/>
+            <w:tcMar>
+              <w:top w:type="dxa" w:w="80"/>
+              <w:left w:type="dxa" w:w="120"/>
+              <w:bottom w:type="dxa" w:w="80"/>
+              <w:right w:type="dxa" w:w="120"/>
+            </w:tcMar>
+          </w:tcPr>
+          <w:p>
+            <w:pPr>
+              <w:spacing w:after="0" w:line="240"/>
+            </w:pPr>
+            <w:r>
+              <w:rPr>
+                <w:rFonts w:ascii="Times New Roman" w:cs="Times New Roman" w:eastAsia="Times New Roman" w:hAnsi="Times New Roman"/>
+                <w:b/>
+                <w:bCs/>
+                <w:i w:val="false"/>
+                <w:iCs w:val="false"/>
+                <w:color w:val="000000"/>
+                <w:sz w:val="22"/>
+                <w:szCs w:val="22"/>
+              </w:rPr>
+              <w:t xml:space="preserve">{{ДОГОВОР_С_АДРЕСАНТОМ}}</w:t>
+            </w:r>
+          </w:p>
+        </w:tc>
+        <w:tc>
+          <w:tcPr>
+            <w:tcW w:type="dxa" w:w="3400"/>
+            <w:tcMar>
+              <w:top w:type="dxa" w:w="80"/>
+              <w:left w:type="dxa" w:w="120"/>
+              <w:bottom w:type="dxa" w:w="80"/>
+              <w:right w:type="dxa" w:w="120"/>
+            </w:tcMar>
+          </w:tcPr>
+          <w:p>
+            <w:pPr>
+              <w:spacing w:after="0" w:line="240"/>
+            </w:pPr>
+            <w:r>
+              <w:rPr>
+                <w:rFonts w:ascii="Times New Roman" w:cs="Times New Roman" w:eastAsia="Times New Roman" w:hAnsi="Times New Roman"/>
+                <w:b w:val="false"/>
+                <w:bCs w:val="false"/>
+                <w:sz w:val="22"/>
+                <w:szCs w:val="22"/>
+              </w:rPr>
+              <w:t xml:space="preserve">Результат проверки: «нет» либо реквизиты найденного договора, допсоглашения, гарантийного письма</w:t>
+            </w:r>
+          </w:p>
+        </w:tc>
+        <w:tc>
+          <w:tcPr>
+            <w:tcW w:type="dxa" w:w="2760"/>
+            <w:tcMar>
+              <w:top w:type="dxa" w:w="80"/>
+              <w:left w:type="dxa" w:w="120"/>
+              <w:bottom w:type="dxa" w:w="80"/>
+              <w:right w:type="dxa" w:w="120"/>
+            </w:tcMar>
+          </w:tcPr>
+          <w:p>
+            <w:pPr>
+              <w:spacing w:after="0" w:line="240"/>
+            </w:pPr>
+            <w:r>
+              <w:rPr>
+                <w:rFonts w:ascii="Times New Roman" w:cs="Times New Roman" w:eastAsia="Times New Roman" w:hAnsi="Times New Roman"/>
+                <w:b w:val="false"/>
+                <w:bCs w:val="false"/>
+                <w:sz w:val="22"/>
+                <w:szCs w:val="22"/>
+              </w:rPr>
+              <w:t xml:space="preserve">ваш реестр договоров и переписка за весь срок работ</w:t>
+            </w:r>
+          </w:p>
+        </w:tc>
+      </w:tr>
+      <w:tr>
+        <w:tc>
+          <w:tcPr>
+            <w:tcW w:type="dxa" w:w="2900"/>
+            <w:tcMar>
+              <w:top w:type="dxa" w:w="80"/>
+              <w:left w:type="dxa" w:w="120"/>
+              <w:bottom w:type="dxa" w:w="80"/>
+              <w:right w:type="dxa" w:w="120"/>
+            </w:tcMar>
+          </w:tcPr>
+          <w:p>
+            <w:pPr>
+              <w:spacing w:after="0" w:line="240"/>
+            </w:pPr>
+            <w:r>
+              <w:rPr>
+                <w:rFonts w:ascii="Times New Roman" w:cs="Times New Roman" w:eastAsia="Times New Roman" w:hAnsi="Times New Roman"/>
+                <w:b/>
+                <w:bCs/>
+                <w:i w:val="false"/>
+                <w:iCs w:val="false"/>
+                <w:color w:val="000000"/>
+                <w:sz w:val="22"/>
+                <w:szCs w:val="22"/>
+              </w:rPr>
+              <w:t xml:space="preserve">{{НАЙДЕННОЕ_ОСНОВАНИЕ}}</w:t>
+            </w:r>
+          </w:p>
+        </w:tc>
+        <w:tc>
+          <w:tcPr>
+            <w:tcW w:type="dxa" w:w="3400"/>
+            <w:tcMar>
+              <w:top w:type="dxa" w:w="80"/>
+              <w:left w:type="dxa" w:w="120"/>
+              <w:bottom w:type="dxa" w:w="80"/>
+              <w:right w:type="dxa" w:w="120"/>
+            </w:tcMar>
+          </w:tcPr>
+          <w:p>
+            <w:pPr>
+              <w:spacing w:after="0" w:line="240"/>
+            </w:pPr>
+            <w:r>
+              <w:rPr>
+                <w:rFonts w:ascii="Times New Roman" w:cs="Times New Roman" w:eastAsia="Times New Roman" w:hAnsi="Times New Roman"/>
+                <w:b w:val="false"/>
+                <w:bCs w:val="false"/>
+                <w:sz w:val="22"/>
+                <w:szCs w:val="22"/>
+              </w:rPr>
+              <w:t xml:space="preserve">Что подтверждено документами, с реквизитами; «не найдено», если ничего</w:t>
+            </w:r>
+          </w:p>
+        </w:tc>
+        <w:tc>
+          <w:tcPr>
+            <w:tcW w:type="dxa" w:w="2760"/>
+            <w:tcMar>
+              <w:top w:type="dxa" w:w="80"/>
+              <w:left w:type="dxa" w:w="120"/>
+              <w:bottom w:type="dxa" w:w="80"/>
+              <w:right w:type="dxa" w:w="120"/>
+            </w:tcMar>
+          </w:tcPr>
+          <w:p>
+            <w:pPr>
+              <w:spacing w:after="0" w:line="240"/>
+            </w:pPr>
+            <w:r>
+              <w:rPr>
+                <w:rFonts w:ascii="Times New Roman" w:cs="Times New Roman" w:eastAsia="Times New Roman" w:hAnsi="Times New Roman"/>
+                <w:b w:val="false"/>
+                <w:bCs w:val="false"/>
+                <w:sz w:val="22"/>
+                <w:szCs w:val="22"/>
+              </w:rPr>
+              <w:t xml:space="preserve">проверка по памятке об адресате</w:t>
+            </w:r>
+          </w:p>
+        </w:tc>
+      </w:tr>
+      <w:tr>
+        <w:tc>
+          <w:tcPr>
+            <w:tcW w:type="dxa" w:w="2900"/>
+            <w:tcMar>
+              <w:top w:type="dxa" w:w="80"/>
+              <w:left w:type="dxa" w:w="120"/>
+              <w:bottom w:type="dxa" w:w="80"/>
+              <w:right w:type="dxa" w:w="120"/>
+            </w:tcMar>
+          </w:tcPr>
+          <w:p>
+            <w:pPr>
+              <w:spacing w:after="0" w:line="240"/>
+            </w:pPr>
+            <w:r>
+              <w:rPr>
+                <w:rFonts w:ascii="Times New Roman" w:cs="Times New Roman" w:eastAsia="Times New Roman" w:hAnsi="Times New Roman"/>
+                <w:b/>
+                <w:bCs/>
+                <w:i w:val="false"/>
+                <w:iCs w:val="false"/>
+                <w:color w:val="000000"/>
+                <w:sz w:val="22"/>
+                <w:szCs w:val="22"/>
+              </w:rPr>
+              <w:t xml:space="preserve">{{ПРИРОДА_ТРЕБОВАНИЯ}}</w:t>
+            </w:r>
+          </w:p>
+        </w:tc>
+        <w:tc>
+          <w:tcPr>
+            <w:tcW w:type="dxa" w:w="3400"/>
+            <w:tcMar>
+              <w:top w:type="dxa" w:w="80"/>
+              <w:left w:type="dxa" w:w="120"/>
+              <w:bottom w:type="dxa" w:w="80"/>
+              <w:right w:type="dxa" w:w="120"/>
+            </w:tcMar>
+          </w:tcPr>
+          <w:p>
+            <w:pPr>
+              <w:spacing w:after="0" w:line="240"/>
+            </w:pPr>
+            <w:r>
+              <w:rPr>
+                <w:rFonts w:ascii="Times New Roman" w:cs="Times New Roman" w:eastAsia="Times New Roman" w:hAnsi="Times New Roman"/>
+                <w:b w:val="false"/>
+                <w:bCs w:val="false"/>
+                <w:sz w:val="22"/>
+                <w:szCs w:val="22"/>
+              </w:rPr>
+              <w:t xml:space="preserve">Договорное требование либо требование о возмещении вреда</w:t>
+            </w:r>
+          </w:p>
+        </w:tc>
+        <w:tc>
+          <w:tcPr>
+            <w:tcW w:type="dxa" w:w="2760"/>
+            <w:tcMar>
+              <w:top w:type="dxa" w:w="80"/>
+              <w:left w:type="dxa" w:w="120"/>
+              <w:bottom w:type="dxa" w:w="80"/>
+              <w:right w:type="dxa" w:w="120"/>
+            </w:tcMar>
+          </w:tcPr>
+          <w:p>
+            <w:pPr>
+              <w:spacing w:after="0" w:line="240"/>
+            </w:pPr>
+            <w:r>
+              <w:rPr>
+                <w:rFonts w:ascii="Times New Roman" w:cs="Times New Roman" w:eastAsia="Times New Roman" w:hAnsi="Times New Roman"/>
+                <w:b w:val="false"/>
+                <w:bCs w:val="false"/>
+                <w:sz w:val="22"/>
+                <w:szCs w:val="22"/>
+              </w:rPr>
+              <w:t xml:space="preserve">разбор письма по трём вопросам памятки</w:t>
+            </w:r>
+          </w:p>
+        </w:tc>
+      </w:tr>
+      <w:tr>
+        <w:tc>
+          <w:tcPr>
+            <w:tcW w:type="dxa" w:w="2900"/>
+            <w:tcMar>
+              <w:top w:type="dxa" w:w="80"/>
+              <w:left w:type="dxa" w:w="120"/>
+              <w:bottom w:type="dxa" w:w="80"/>
+              <w:right w:type="dxa" w:w="120"/>
+            </w:tcMar>
+          </w:tcPr>
+          <w:p>
+            <w:pPr>
+              <w:spacing w:after="0" w:line="240"/>
+            </w:pPr>
+            <w:r>
+              <w:rPr>
+                <w:rFonts w:ascii="Times New Roman" w:cs="Times New Roman" w:eastAsia="Times New Roman" w:hAnsi="Times New Roman"/>
+                <w:b/>
+                <w:bCs/>
+                <w:i w:val="false"/>
+                <w:iCs w:val="false"/>
+                <w:color w:val="000000"/>
+                <w:sz w:val="22"/>
+                <w:szCs w:val="22"/>
+              </w:rPr>
+              <w:t xml:space="preserve">{{ВЫВОД_О_ФОРМЕ_ОТВЕТА}}</w:t>
+            </w:r>
+          </w:p>
+        </w:tc>
+        <w:tc>
+          <w:tcPr>
+            <w:tcW w:type="dxa" w:w="3400"/>
+            <w:tcMar>
+              <w:top w:type="dxa" w:w="80"/>
+              <w:left w:type="dxa" w:w="120"/>
+              <w:bottom w:type="dxa" w:w="80"/>
+              <w:right w:type="dxa" w:w="120"/>
+            </w:tcMar>
+          </w:tcPr>
+          <w:p>
+            <w:pPr>
+              <w:spacing w:after="0" w:line="240"/>
+            </w:pPr>
+            <w:r>
+              <w:rPr>
+                <w:rFonts w:ascii="Times New Roman" w:cs="Times New Roman" w:eastAsia="Times New Roman" w:hAnsi="Times New Roman"/>
+                <w:b w:val="false"/>
+                <w:bCs w:val="false"/>
+                <w:sz w:val="22"/>
+                <w:szCs w:val="22"/>
+              </w:rPr>
+              <w:t xml:space="preserve">Строка развилки и выбранная форма ответа</w:t>
+            </w:r>
+          </w:p>
+        </w:tc>
+        <w:tc>
+          <w:tcPr>
+            <w:tcW w:type="dxa" w:w="2760"/>
+            <w:tcMar>
+              <w:top w:type="dxa" w:w="80"/>
+              <w:left w:type="dxa" w:w="120"/>
+              <w:bottom w:type="dxa" w:w="80"/>
+              <w:right w:type="dxa" w:w="120"/>
+            </w:tcMar>
+          </w:tcPr>
+          <w:p>
+            <w:pPr>
+              <w:spacing w:after="0" w:line="240"/>
+            </w:pPr>
+            <w:r>
+              <w:rPr>
+                <w:rFonts w:ascii="Times New Roman" w:cs="Times New Roman" w:eastAsia="Times New Roman" w:hAnsi="Times New Roman"/>
+                <w:b w:val="false"/>
+                <w:bCs w:val="false"/>
+                <w:sz w:val="22"/>
+                <w:szCs w:val="22"/>
+              </w:rPr>
+              <w:t xml:space="preserve">таблица развилки в памятке</w:t>
+            </w:r>
+          </w:p>
+        </w:tc>
+      </w:tr>
+      <w:tr>
+        <w:tc>
+          <w:tcPr>
+            <w:tcW w:type="dxa" w:w="2900"/>
+            <w:tcMar>
+              <w:top w:type="dxa" w:w="80"/>
+              <w:left w:type="dxa" w:w="120"/>
+              <w:bottom w:type="dxa" w:w="80"/>
+              <w:right w:type="dxa" w:w="120"/>
+            </w:tcMar>
+          </w:tcPr>
+          <w:p>
+            <w:pPr>
+              <w:spacing w:after="0" w:line="240"/>
+            </w:pPr>
+            <w:r>
+              <w:rPr>
+                <w:rFonts w:ascii="Times New Roman" w:cs="Times New Roman" w:eastAsia="Times New Roman" w:hAnsi="Times New Roman"/>
+                <w:b/>
+                <w:bCs/>
+                <w:i w:val="false"/>
+                <w:iCs w:val="false"/>
+                <w:color w:val="000000"/>
+                <w:sz w:val="22"/>
+                <w:szCs w:val="22"/>
+              </w:rPr>
+              <w:t xml:space="preserve">{{ЗВЕНО_ДОГОВОРНОЙ_ЦЕПОЧКИ}}</w:t>
+            </w:r>
+          </w:p>
+        </w:tc>
+        <w:tc>
+          <w:tcPr>
+            <w:tcW w:type="dxa" w:w="3400"/>
+            <w:tcMar>
+              <w:top w:type="dxa" w:w="80"/>
+              <w:left w:type="dxa" w:w="120"/>
+              <w:bottom w:type="dxa" w:w="80"/>
+              <w:right w:type="dxa" w:w="120"/>
+            </w:tcMar>
+          </w:tcPr>
+          <w:p>
+            <w:pPr>
+              <w:spacing w:after="0" w:line="240"/>
+            </w:pPr>
+            <w:r>
+              <w:rPr>
+                <w:rFonts w:ascii="Times New Roman" w:cs="Times New Roman" w:eastAsia="Times New Roman" w:hAnsi="Times New Roman"/>
+                <w:b w:val="false"/>
+                <w:bCs w:val="false"/>
+                <w:sz w:val="22"/>
+                <w:szCs w:val="22"/>
+              </w:rPr>
+              <w:t xml:space="preserve">Ваше место в цепочке: с кем у вас договор и через кого идёт требование</w:t>
+            </w:r>
+          </w:p>
+        </w:tc>
+        <w:tc>
+          <w:tcPr>
+            <w:tcW w:type="dxa" w:w="2760"/>
+            <w:tcMar>
+              <w:top w:type="dxa" w:w="80"/>
+              <w:left w:type="dxa" w:w="120"/>
+              <w:bottom w:type="dxa" w:w="80"/>
+              <w:right w:type="dxa" w:w="120"/>
+            </w:tcMar>
+          </w:tcPr>
+          <w:p>
+            <w:pPr>
+              <w:spacing w:after="0" w:line="240"/>
+            </w:pPr>
+            <w:r>
+              <w:rPr>
+                <w:rFonts w:ascii="Times New Roman" w:cs="Times New Roman" w:eastAsia="Times New Roman" w:hAnsi="Times New Roman"/>
+                <w:b w:val="false"/>
+                <w:bCs w:val="false"/>
+                <w:sz w:val="22"/>
+                <w:szCs w:val="22"/>
+              </w:rPr>
+              <w:t xml:space="preserve">договор субподряда</w:t>
+            </w:r>
+          </w:p>
+        </w:tc>
+      </w:tr>
+      <w:tr>
+        <w:tc>
+          <w:tcPr>
+            <w:tcW w:type="dxa" w:w="2900"/>
+            <w:tcMar>
+              <w:top w:type="dxa" w:w="80"/>
+              <w:left w:type="dxa" w:w="120"/>
+              <w:bottom w:type="dxa" w:w="80"/>
+              <w:right w:type="dxa" w:w="120"/>
+            </w:tcMar>
+          </w:tcPr>
+          <w:p>
+            <w:pPr>
+              <w:spacing w:after="0" w:line="240"/>
+            </w:pPr>
+            <w:r>
+              <w:rPr>
+                <w:rFonts w:ascii="Times New Roman" w:cs="Times New Roman" w:eastAsia="Times New Roman" w:hAnsi="Times New Roman"/>
+                <w:b/>
+                <w:bCs/>
+                <w:i w:val="false"/>
+                <w:iCs w:val="false"/>
+                <w:color w:val="000000"/>
+                <w:sz w:val="22"/>
+                <w:szCs w:val="22"/>
+              </w:rPr>
+              <w:t xml:space="preserve">{{РЕКВИЗИТЫ_УВЕДОМЛЕНИЯ_ГЕНПОДРЯДЧИКА}}</w:t>
+            </w:r>
+          </w:p>
+        </w:tc>
+        <w:tc>
+          <w:tcPr>
+            <w:tcW w:type="dxa" w:w="3400"/>
+            <w:tcMar>
+              <w:top w:type="dxa" w:w="80"/>
+              <w:left w:type="dxa" w:w="120"/>
+              <w:bottom w:type="dxa" w:w="80"/>
+              <w:right w:type="dxa" w:w="120"/>
+            </w:tcMar>
+          </w:tcPr>
+          <w:p>
+            <w:pPr>
+              <w:spacing w:after="0" w:line="240"/>
+            </w:pPr>
+            <w:r>
+              <w:rPr>
+                <w:rFonts w:ascii="Times New Roman" w:cs="Times New Roman" w:eastAsia="Times New Roman" w:hAnsi="Times New Roman"/>
+                <w:b w:val="false"/>
+                <w:bCs w:val="false"/>
+                <w:sz w:val="22"/>
+                <w:szCs w:val="22"/>
+              </w:rPr>
+              <w:t xml:space="preserve">Исходящие реквизиты вашего письма генподрядчику по этому эпизоду</w:t>
+            </w:r>
+          </w:p>
+        </w:tc>
+        <w:tc>
+          <w:tcPr>
+            <w:tcW w:type="dxa" w:w="2760"/>
+            <w:tcMar>
+              <w:top w:type="dxa" w:w="80"/>
+              <w:left w:type="dxa" w:w="120"/>
+              <w:bottom w:type="dxa" w:w="80"/>
+              <w:right w:type="dxa" w:w="120"/>
+            </w:tcMar>
+          </w:tcPr>
+          <w:p>
+            <w:pPr>
+              <w:spacing w:after="0" w:line="240"/>
+            </w:pPr>
+            <w:r>
+              <w:rPr>
+                <w:rFonts w:ascii="Times New Roman" w:cs="Times New Roman" w:eastAsia="Times New Roman" w:hAnsi="Times New Roman"/>
+                <w:b w:val="false"/>
+                <w:bCs w:val="false"/>
+                <w:sz w:val="22"/>
+                <w:szCs w:val="22"/>
+              </w:rPr>
+              <w:t xml:space="preserve">делопроизводство организации</w:t>
+            </w:r>
+          </w:p>
+        </w:tc>
+      </w:tr>
+      <w:tr>
+        <w:tc>
+          <w:tcPr>
+            <w:tcW w:type="dxa" w:w="2900"/>
+            <w:tcMar>
+              <w:top w:type="dxa" w:w="80"/>
+              <w:left w:type="dxa" w:w="120"/>
+              <w:bottom w:type="dxa" w:w="80"/>
+              <w:right w:type="dxa" w:w="120"/>
+            </w:tcMar>
+          </w:tcPr>
+          <w:p>
+            <w:pPr>
+              <w:spacing w:after="0" w:line="240"/>
+            </w:pPr>
+            <w:r>
+              <w:rPr>
+                <w:rFonts w:ascii="Times New Roman" w:cs="Times New Roman" w:eastAsia="Times New Roman" w:hAnsi="Times New Roman"/>
+                <w:b/>
+                <w:bCs/>
+                <w:i w:val="false"/>
+                <w:iCs w:val="false"/>
+                <w:color w:val="000000"/>
+                <w:sz w:val="22"/>
+                <w:szCs w:val="22"/>
+              </w:rPr>
+              <w:t xml:space="preserve">{{АДРЕС_ЗАКАЗЧИКА}}</w:t>
+            </w:r>
+          </w:p>
+        </w:tc>
+        <w:tc>
+          <w:tcPr>
+            <w:tcW w:type="dxa" w:w="3400"/>
+            <w:tcMar>
+              <w:top w:type="dxa" w:w="80"/>
+              <w:left w:type="dxa" w:w="120"/>
+              <w:bottom w:type="dxa" w:w="80"/>
+              <w:right w:type="dxa" w:w="120"/>
+            </w:tcMar>
+          </w:tcPr>
+          <w:p>
+            <w:pPr>
+              <w:spacing w:after="0" w:line="240"/>
+            </w:pPr>
+            <w:r>
+              <w:rPr>
+                <w:rFonts w:ascii="Times New Roman" w:cs="Times New Roman" w:eastAsia="Times New Roman" w:hAnsi="Times New Roman"/>
+                <w:b w:val="false"/>
+                <w:bCs w:val="false"/>
+                <w:sz w:val="22"/>
+                <w:szCs w:val="22"/>
+              </w:rPr>
+              <w:t xml:space="preserve">Юридический адрес заказчика, когда письмо адресуется ему</w:t>
+            </w:r>
+          </w:p>
+        </w:tc>
+        <w:tc>
+          <w:tcPr>
+            <w:tcW w:type="dxa" w:w="2760"/>
+            <w:tcMar>
+              <w:top w:type="dxa" w:w="80"/>
+              <w:left w:type="dxa" w:w="120"/>
+              <w:bottom w:type="dxa" w:w="80"/>
+              <w:right w:type="dxa" w:w="120"/>
+            </w:tcMar>
+          </w:tcPr>
+          <w:p>
+            <w:pPr>
+              <w:spacing w:after="0" w:line="240"/>
+            </w:pPr>
+            <w:r>
+              <w:rPr>
+                <w:rFonts w:ascii="Times New Roman" w:cs="Times New Roman" w:eastAsia="Times New Roman" w:hAnsi="Times New Roman"/>
+                <w:b w:val="false"/>
+                <w:bCs w:val="false"/>
+                <w:sz w:val="22"/>
+                <w:szCs w:val="22"/>
+              </w:rPr>
+              <w:t xml:space="preserve">свежая выписка ЕГРЮЛ, а не шапка договора генподряда</w:t>
+            </w:r>
+          </w:p>
+        </w:tc>
+      </w:tr>
+    </w:tbl>
+    <w:p>
+      <w:r>
+        <w:br w:type="page"/>
+      </w:r>
+    </w:p>
+    <w:p>
+      <w:pPr>
+        <w:pStyle w:val="Heading2"/>
+        <w:keepNext/>
+        <w:spacing w:after="120" w:before="260"/>
+      </w:pPr>
+      <w:r>
+        <w:rPr>
+          <w:rFonts w:ascii="Times New Roman" w:cs="Times New Roman" w:eastAsia="Times New Roman" w:hAnsi="Times New Roman"/>
+          <w:b/>
+          <w:bCs/>
+          <w:sz w:val="26"/>
+          <w:szCs w:val="26"/>
+        </w:rPr>
+        <w:t xml:space="preserve">Осмотр, обследование, заключение</w:t>
+      </w:r>
+    </w:p>
+    <w:tbl>
+      <w:tblPr>
+        <w:tblW w:type="dxa" w:w="9060"/>
+        <w:tblBorders>
+          <w:top w:val="single" w:color="auto" w:sz="4"/>
+          <w:left w:val="single" w:color="auto" w:sz="4"/>
+          <w:bottom w:val="single" w:color="auto" w:sz="4"/>
+          <w:right w:val="single" w:color="auto" w:sz="4"/>
+          <w:insideH w:val="single" w:color="auto" w:sz="4"/>
+          <w:insideV w:val="single" w:color="auto" w:sz="4"/>
+        </w:tblBorders>
+      </w:tblPr>
+      <w:tblGrid>
+        <w:gridCol w:w="2900"/>
+        <w:gridCol w:w="3400"/>
+        <w:gridCol w:w="2760"/>
+      </w:tblGrid>
+      <w:tr>
+        <w:trPr>
+          <w:tblHeader/>
+        </w:trPr>
+        <w:tc>
+          <w:tcPr>
+            <w:tcW w:type="dxa" w:w="2900"/>
+            <w:shd w:fill="EDEDED" w:val="clear"/>
+            <w:tcMar>
+              <w:top w:type="dxa" w:w="80"/>
+              <w:left w:type="dxa" w:w="120"/>
+              <w:bottom w:type="dxa" w:w="80"/>
+              <w:right w:type="dxa" w:w="120"/>
+            </w:tcMar>
+          </w:tcPr>
+          <w:p>
+            <w:pPr>
+              <w:spacing w:after="0" w:line="240"/>
+            </w:pPr>
+            <w:r>
+              <w:rPr>
+                <w:rFonts w:ascii="Times New Roman" w:cs="Times New Roman" w:eastAsia="Times New Roman" w:hAnsi="Times New Roman"/>
+                <w:b/>
+                <w:bCs/>
+                <w:sz w:val="22"/>
+                <w:szCs w:val="22"/>
+              </w:rPr>
+              <w:t xml:space="preserve">Поле</w:t>
+            </w:r>
+          </w:p>
+        </w:tc>
+        <w:tc>
+          <w:tcPr>
+            <w:tcW w:type="dxa" w:w="3400"/>
+            <w:shd w:fill="EDEDED" w:val="clear"/>
+            <w:tcMar>
+              <w:top w:type="dxa" w:w="80"/>
+              <w:left w:type="dxa" w:w="120"/>
+              <w:bottom w:type="dxa" w:w="80"/>
+              <w:right w:type="dxa" w:w="120"/>
+            </w:tcMar>
+          </w:tcPr>
+          <w:p>
+            <w:pPr>
+              <w:spacing w:after="0" w:line="240"/>
+            </w:pPr>
+            <w:r>
+              <w:rPr>
+                <w:rFonts w:ascii="Times New Roman" w:cs="Times New Roman" w:eastAsia="Times New Roman" w:hAnsi="Times New Roman"/>
+                <w:b/>
+                <w:bCs/>
+                <w:sz w:val="22"/>
+                <w:szCs w:val="22"/>
+              </w:rPr>
+              <w:t xml:space="preserve">Что подставить</w:t>
+            </w:r>
+          </w:p>
+        </w:tc>
+        <w:tc>
+          <w:tcPr>
+            <w:tcW w:type="dxa" w:w="2760"/>
+            <w:shd w:fill="EDEDED" w:val="clear"/>
+            <w:tcMar>
+              <w:top w:type="dxa" w:w="80"/>
+              <w:left w:type="dxa" w:w="120"/>
+              <w:bottom w:type="dxa" w:w="80"/>
+              <w:right w:type="dxa" w:w="120"/>
+            </w:tcMar>
+          </w:tcPr>
+          <w:p>
+            <w:pPr>
+              <w:spacing w:after="0" w:line="240"/>
+            </w:pPr>
+            <w:r>
+              <w:rPr>
+                <w:rFonts w:ascii="Times New Roman" w:cs="Times New Roman" w:eastAsia="Times New Roman" w:hAnsi="Times New Roman"/>
+                <w:b/>
+                <w:bCs/>
+                <w:sz w:val="22"/>
+                <w:szCs w:val="22"/>
+              </w:rPr>
+              <w:t xml:space="preserve">Откуда брать</w:t>
+            </w:r>
+          </w:p>
+        </w:tc>
+      </w:tr>
+      <w:tr>
+        <w:tc>
+          <w:tcPr>
+            <w:tcW w:type="dxa" w:w="2900"/>
+            <w:tcMar>
+              <w:top w:type="dxa" w:w="80"/>
+              <w:left w:type="dxa" w:w="120"/>
+              <w:bottom w:type="dxa" w:w="80"/>
+              <w:right w:type="dxa" w:w="120"/>
+            </w:tcMar>
+          </w:tcPr>
+          <w:p>
+            <w:pPr>
+              <w:spacing w:after="0" w:line="240"/>
+            </w:pPr>
+            <w:r>
+              <w:rPr>
+                <w:rFonts w:ascii="Times New Roman" w:cs="Times New Roman" w:eastAsia="Times New Roman" w:hAnsi="Times New Roman"/>
+                <w:b/>
+                <w:bCs/>
+                <w:i w:val="false"/>
+                <w:iCs w:val="false"/>
+                <w:color w:val="000000"/>
+                <w:sz w:val="22"/>
+                <w:szCs w:val="22"/>
+              </w:rPr>
+              <w:t xml:space="preserve">{{ИСТОЧНИК_СВЕДЕНИЙ_ОБ_ОБСЛЕДОВАНИИ}}</w:t>
+            </w:r>
+          </w:p>
+        </w:tc>
+        <w:tc>
+          <w:tcPr>
+            <w:tcW w:type="dxa" w:w="3400"/>
+            <w:tcMar>
+              <w:top w:type="dxa" w:w="80"/>
+              <w:left w:type="dxa" w:w="120"/>
+              <w:bottom w:type="dxa" w:w="80"/>
+              <w:right w:type="dxa" w:w="120"/>
+            </w:tcMar>
+          </w:tcPr>
+          <w:p>
+            <w:pPr>
+              <w:spacing w:after="0" w:line="240"/>
+            </w:pPr>
+            <w:r>
+              <w:rPr>
+                <w:rFonts w:ascii="Times New Roman" w:cs="Times New Roman" w:eastAsia="Times New Roman" w:hAnsi="Times New Roman"/>
+                <w:b w:val="false"/>
+                <w:bCs w:val="false"/>
+                <w:sz w:val="22"/>
+                <w:szCs w:val="22"/>
+              </w:rPr>
+              <w:t xml:space="preserve">Откуда вы узнали о назначенном обследовании: письмо, звонок, сведения с площадки</w:t>
+            </w:r>
+          </w:p>
+        </w:tc>
+        <w:tc>
+          <w:tcPr>
+            <w:tcW w:type="dxa" w:w="2760"/>
+            <w:tcMar>
+              <w:top w:type="dxa" w:w="80"/>
+              <w:left w:type="dxa" w:w="120"/>
+              <w:bottom w:type="dxa" w:w="80"/>
+              <w:right w:type="dxa" w:w="120"/>
+            </w:tcMar>
+          </w:tcPr>
+          <w:p>
+            <w:pPr>
+              <w:spacing w:after="0" w:line="240"/>
+            </w:pPr>
+            <w:r>
+              <w:rPr>
+                <w:rFonts w:ascii="Times New Roman" w:cs="Times New Roman" w:eastAsia="Times New Roman" w:hAnsi="Times New Roman"/>
+                <w:b w:val="false"/>
+                <w:bCs w:val="false"/>
+                <w:sz w:val="22"/>
+                <w:szCs w:val="22"/>
+              </w:rPr>
+              <w:t xml:space="preserve">ваш журнал входящих или служебная записка</w:t>
+            </w:r>
+          </w:p>
+        </w:tc>
+      </w:tr>
+      <w:tr>
+        <w:tc>
+          <w:tcPr>
+            <w:tcW w:type="dxa" w:w="2900"/>
+            <w:tcMar>
+              <w:top w:type="dxa" w:w="80"/>
+              <w:left w:type="dxa" w:w="120"/>
+              <w:bottom w:type="dxa" w:w="80"/>
+              <w:right w:type="dxa" w:w="120"/>
+            </w:tcMar>
+          </w:tcPr>
+          <w:p>
+            <w:pPr>
+              <w:spacing w:after="0" w:line="240"/>
+            </w:pPr>
+            <w:r>
+              <w:rPr>
+                <w:rFonts w:ascii="Times New Roman" w:cs="Times New Roman" w:eastAsia="Times New Roman" w:hAnsi="Times New Roman"/>
+                <w:b/>
+                <w:bCs/>
+                <w:i w:val="false"/>
+                <w:iCs w:val="false"/>
+                <w:color w:val="000000"/>
+                <w:sz w:val="22"/>
+                <w:szCs w:val="22"/>
+              </w:rPr>
+              <w:t xml:space="preserve">{{НАИМЕНОВАНИЕ_ИСПОЛНИТЕЛЯ_ОБСЛЕДОВАНИЯ}}</w:t>
+            </w:r>
+            <w:r>
+              <w:rPr>
+                <w:rFonts w:ascii="Times New Roman" w:cs="Times New Roman" w:eastAsia="Times New Roman" w:hAnsi="Times New Roman"/>
+                <w:b w:val="false"/>
+                <w:bCs w:val="false"/>
+                <w:sz w:val="22"/>
+                <w:szCs w:val="22"/>
+              </w:rPr>
+              <w:t xml:space="preserve">, </w:t>
+            </w:r>
+            <w:r>
+              <w:rPr>
+                <w:rFonts w:ascii="Times New Roman" w:cs="Times New Roman" w:eastAsia="Times New Roman" w:hAnsi="Times New Roman"/>
+                <w:b/>
+                <w:bCs/>
+                <w:i w:val="false"/>
+                <w:iCs w:val="false"/>
+                <w:color w:val="000000"/>
+                <w:sz w:val="22"/>
+                <w:szCs w:val="22"/>
+              </w:rPr>
+              <w:t xml:space="preserve">{{АДРЕС_ИСПОЛНИТЕЛЯ_ОБСЛЕДОВАНИЯ}}</w:t>
+            </w:r>
+          </w:p>
+        </w:tc>
+        <w:tc>
+          <w:tcPr>
+            <w:tcW w:type="dxa" w:w="3400"/>
+            <w:tcMar>
+              <w:top w:type="dxa" w:w="80"/>
+              <w:left w:type="dxa" w:w="120"/>
+              <w:bottom w:type="dxa" w:w="80"/>
+              <w:right w:type="dxa" w:w="120"/>
+            </w:tcMar>
+          </w:tcPr>
+          <w:p>
+            <w:pPr>
+              <w:spacing w:after="0" w:line="240"/>
+            </w:pPr>
+            <w:r>
+              <w:rPr>
+                <w:rFonts w:ascii="Times New Roman" w:cs="Times New Roman" w:eastAsia="Times New Roman" w:hAnsi="Times New Roman"/>
+                <w:b w:val="false"/>
+                <w:bCs w:val="false"/>
+                <w:sz w:val="22"/>
+                <w:szCs w:val="22"/>
+              </w:rPr>
+              <w:t xml:space="preserve">Кто проводит обследование и его адрес, если письмо направляется и ему</w:t>
+            </w:r>
+          </w:p>
+        </w:tc>
+        <w:tc>
+          <w:tcPr>
+            <w:tcW w:type="dxa" w:w="2760"/>
+            <w:tcMar>
+              <w:top w:type="dxa" w:w="80"/>
+              <w:left w:type="dxa" w:w="120"/>
+              <w:bottom w:type="dxa" w:w="80"/>
+              <w:right w:type="dxa" w:w="120"/>
+            </w:tcMar>
+          </w:tcPr>
+          <w:p>
+            <w:pPr>
+              <w:spacing w:after="0" w:line="240"/>
+            </w:pPr>
+            <w:r>
+              <w:rPr>
+                <w:rFonts w:ascii="Times New Roman" w:cs="Times New Roman" w:eastAsia="Times New Roman" w:hAnsi="Times New Roman"/>
+                <w:b w:val="false"/>
+                <w:bCs w:val="false"/>
+                <w:sz w:val="22"/>
+                <w:szCs w:val="22"/>
+              </w:rPr>
+              <w:t xml:space="preserve">заключение, письмо оппонента</w:t>
+            </w:r>
+          </w:p>
+        </w:tc>
+      </w:tr>
+      <w:tr>
+        <w:tc>
+          <w:tcPr>
+            <w:tcW w:type="dxa" w:w="2900"/>
+            <w:tcMar>
+              <w:top w:type="dxa" w:w="80"/>
+              <w:left w:type="dxa" w:w="120"/>
+              <w:bottom w:type="dxa" w:w="80"/>
+              <w:right w:type="dxa" w:w="120"/>
+            </w:tcMar>
+          </w:tcPr>
+          <w:p>
+            <w:pPr>
+              <w:spacing w:after="0" w:line="240"/>
+            </w:pPr>
+            <w:r>
+              <w:rPr>
+                <w:rFonts w:ascii="Times New Roman" w:cs="Times New Roman" w:eastAsia="Times New Roman" w:hAnsi="Times New Roman"/>
+                <w:b/>
+                <w:bCs/>
+                <w:i w:val="false"/>
+                <w:iCs w:val="false"/>
+                <w:color w:val="000000"/>
+                <w:sz w:val="22"/>
+                <w:szCs w:val="22"/>
+              </w:rPr>
+              <w:t xml:space="preserve">{{ФИО_НАШЕГО_СПЕЦИАЛИСТА}}</w:t>
+            </w:r>
+            <w:r>
+              <w:rPr>
+                <w:rFonts w:ascii="Times New Roman" w:cs="Times New Roman" w:eastAsia="Times New Roman" w:hAnsi="Times New Roman"/>
+                <w:b w:val="false"/>
+                <w:bCs w:val="false"/>
+                <w:sz w:val="22"/>
+                <w:szCs w:val="22"/>
+              </w:rPr>
+              <w:t xml:space="preserve">, </w:t>
+            </w:r>
+            <w:r>
+              <w:rPr>
+                <w:rFonts w:ascii="Times New Roman" w:cs="Times New Roman" w:eastAsia="Times New Roman" w:hAnsi="Times New Roman"/>
+                <w:b/>
+                <w:bCs/>
+                <w:i w:val="false"/>
+                <w:iCs w:val="false"/>
+                <w:color w:val="000000"/>
+                <w:sz w:val="22"/>
+                <w:szCs w:val="22"/>
+              </w:rPr>
+              <w:t xml:space="preserve">{{ОСНОВАНИЕ_УЧАСТИЯ_СПЕЦИАЛИСТА}}</w:t>
+            </w:r>
+          </w:p>
+        </w:tc>
+        <w:tc>
+          <w:tcPr>
+            <w:tcW w:type="dxa" w:w="3400"/>
+            <w:tcMar>
+              <w:top w:type="dxa" w:w="80"/>
+              <w:left w:type="dxa" w:w="120"/>
+              <w:bottom w:type="dxa" w:w="80"/>
+              <w:right w:type="dxa" w:w="120"/>
+            </w:tcMar>
+          </w:tcPr>
+          <w:p>
+            <w:pPr>
+              <w:spacing w:after="0" w:line="240"/>
+            </w:pPr>
+            <w:r>
+              <w:rPr>
+                <w:rFonts w:ascii="Times New Roman" w:cs="Times New Roman" w:eastAsia="Times New Roman" w:hAnsi="Times New Roman"/>
+                <w:b w:val="false"/>
+                <w:bCs w:val="false"/>
+                <w:sz w:val="22"/>
+                <w:szCs w:val="22"/>
+              </w:rPr>
+              <w:t xml:space="preserve">Кого вы заявляете для участия в осмотре и на каком основании: доверенность, трудовые отношения, договор</w:t>
+            </w:r>
+          </w:p>
+        </w:tc>
+        <w:tc>
+          <w:tcPr>
+            <w:tcW w:type="dxa" w:w="2760"/>
+            <w:tcMar>
+              <w:top w:type="dxa" w:w="80"/>
+              <w:left w:type="dxa" w:w="120"/>
+              <w:bottom w:type="dxa" w:w="80"/>
+              <w:right w:type="dxa" w:w="120"/>
+            </w:tcMar>
+          </w:tcPr>
+          <w:p>
+            <w:pPr>
+              <w:spacing w:after="0" w:line="240"/>
+            </w:pPr>
+            <w:r>
+              <w:rPr>
+                <w:rFonts w:ascii="Times New Roman" w:cs="Times New Roman" w:eastAsia="Times New Roman" w:hAnsi="Times New Roman"/>
+                <w:b w:val="false"/>
+                <w:bCs w:val="false"/>
+                <w:sz w:val="22"/>
+                <w:szCs w:val="22"/>
+              </w:rPr>
+              <w:t xml:space="preserve">доверенность, приказ, договор со специалистом</w:t>
+            </w:r>
+          </w:p>
+        </w:tc>
+      </w:tr>
+      <w:tr>
+        <w:tc>
+          <w:tcPr>
+            <w:tcW w:type="dxa" w:w="2900"/>
+            <w:tcMar>
+              <w:top w:type="dxa" w:w="80"/>
+              <w:left w:type="dxa" w:w="120"/>
+              <w:bottom w:type="dxa" w:w="80"/>
+              <w:right w:type="dxa" w:w="120"/>
+            </w:tcMar>
+          </w:tcPr>
+          <w:p>
+            <w:pPr>
+              <w:spacing w:after="0" w:line="240"/>
+            </w:pPr>
+            <w:r>
+              <w:rPr>
+                <w:rFonts w:ascii="Times New Roman" w:cs="Times New Roman" w:eastAsia="Times New Roman" w:hAnsi="Times New Roman"/>
+                <w:b/>
+                <w:bCs/>
+                <w:i w:val="false"/>
+                <w:iCs w:val="false"/>
+                <w:color w:val="000000"/>
+                <w:sz w:val="22"/>
+                <w:szCs w:val="22"/>
+              </w:rPr>
+              <w:t xml:space="preserve">{{ДАТА_И_МЕСТО_ОСМОТРА}}</w:t>
+            </w:r>
+          </w:p>
+        </w:tc>
+        <w:tc>
+          <w:tcPr>
+            <w:tcW w:type="dxa" w:w="3400"/>
+            <w:tcMar>
+              <w:top w:type="dxa" w:w="80"/>
+              <w:left w:type="dxa" w:w="120"/>
+              <w:bottom w:type="dxa" w:w="80"/>
+              <w:right w:type="dxa" w:w="120"/>
+            </w:tcMar>
+          </w:tcPr>
+          <w:p>
+            <w:pPr>
+              <w:spacing w:after="0" w:line="240"/>
+            </w:pPr>
+            <w:r>
+              <w:rPr>
+                <w:rFonts w:ascii="Times New Roman" w:cs="Times New Roman" w:eastAsia="Times New Roman" w:hAnsi="Times New Roman"/>
+                <w:b w:val="false"/>
+                <w:bCs w:val="false"/>
+                <w:sz w:val="22"/>
+                <w:szCs w:val="22"/>
+              </w:rPr>
+              <w:t xml:space="preserve">Дата, время и место осмотра — как названы оппонентом либо как предлагаете вы</w:t>
+            </w:r>
+          </w:p>
+        </w:tc>
+        <w:tc>
+          <w:tcPr>
+            <w:tcW w:type="dxa" w:w="2760"/>
+            <w:tcMar>
+              <w:top w:type="dxa" w:w="80"/>
+              <w:left w:type="dxa" w:w="120"/>
+              <w:bottom w:type="dxa" w:w="80"/>
+              <w:right w:type="dxa" w:w="120"/>
+            </w:tcMar>
+          </w:tcPr>
+          <w:p>
+            <w:pPr>
+              <w:spacing w:after="0" w:line="240"/>
+            </w:pPr>
+            <w:r>
+              <w:rPr>
+                <w:rFonts w:ascii="Times New Roman" w:cs="Times New Roman" w:eastAsia="Times New Roman" w:hAnsi="Times New Roman"/>
+                <w:b w:val="false"/>
+                <w:bCs w:val="false"/>
+                <w:sz w:val="22"/>
+                <w:szCs w:val="22"/>
+              </w:rPr>
+              <w:t xml:space="preserve">письмо оппонента или ваше предложение</w:t>
+            </w:r>
+          </w:p>
+        </w:tc>
+      </w:tr>
+      <w:tr>
+        <w:tc>
+          <w:tcPr>
+            <w:tcW w:type="dxa" w:w="2900"/>
+            <w:tcMar>
+              <w:top w:type="dxa" w:w="80"/>
+              <w:left w:type="dxa" w:w="120"/>
+              <w:bottom w:type="dxa" w:w="80"/>
+              <w:right w:type="dxa" w:w="120"/>
+            </w:tcMar>
+          </w:tcPr>
+          <w:p>
+            <w:pPr>
+              <w:spacing w:after="0" w:line="240"/>
+            </w:pPr>
+            <w:r>
+              <w:rPr>
+                <w:rFonts w:ascii="Times New Roman" w:cs="Times New Roman" w:eastAsia="Times New Roman" w:hAnsi="Times New Roman"/>
+                <w:b/>
+                <w:bCs/>
+                <w:i w:val="false"/>
+                <w:iCs w:val="false"/>
+                <w:color w:val="000000"/>
+                <w:sz w:val="22"/>
+                <w:szCs w:val="22"/>
+              </w:rPr>
+              <w:t xml:space="preserve">{{РЕКВИЗИТЫ_ЗАКЛЮЧЕНИЯ}}</w:t>
+            </w:r>
+            <w:r>
+              <w:rPr>
+                <w:rFonts w:ascii="Times New Roman" w:cs="Times New Roman" w:eastAsia="Times New Roman" w:hAnsi="Times New Roman"/>
+                <w:b w:val="false"/>
+                <w:bCs w:val="false"/>
+                <w:sz w:val="22"/>
+                <w:szCs w:val="22"/>
+              </w:rPr>
+              <w:t xml:space="preserve">, </w:t>
+            </w:r>
+            <w:r>
+              <w:rPr>
+                <w:rFonts w:ascii="Times New Roman" w:cs="Times New Roman" w:eastAsia="Times New Roman" w:hAnsi="Times New Roman"/>
+                <w:b/>
+                <w:bCs/>
+                <w:i w:val="false"/>
+                <w:iCs w:val="false"/>
+                <w:color w:val="000000"/>
+                <w:sz w:val="22"/>
+                <w:szCs w:val="22"/>
+              </w:rPr>
+              <w:t xml:space="preserve">{{КЕМ_СОСТАВЛЕНО_ЗАКЛЮЧЕНИЕ}}</w:t>
+            </w:r>
+          </w:p>
+        </w:tc>
+        <w:tc>
+          <w:tcPr>
+            <w:tcW w:type="dxa" w:w="3400"/>
+            <w:tcMar>
+              <w:top w:type="dxa" w:w="80"/>
+              <w:left w:type="dxa" w:w="120"/>
+              <w:bottom w:type="dxa" w:w="80"/>
+              <w:right w:type="dxa" w:w="120"/>
+            </w:tcMar>
+          </w:tcPr>
+          <w:p>
+            <w:pPr>
+              <w:spacing w:after="0" w:line="240"/>
+            </w:pPr>
+            <w:r>
+              <w:rPr>
+                <w:rFonts w:ascii="Times New Roman" w:cs="Times New Roman" w:eastAsia="Times New Roman" w:hAnsi="Times New Roman"/>
+                <w:b w:val="false"/>
+                <w:bCs w:val="false"/>
+                <w:sz w:val="22"/>
+                <w:szCs w:val="22"/>
+              </w:rPr>
+              <w:t xml:space="preserve">Номер, дата и автор чужого заключения</w:t>
+            </w:r>
+          </w:p>
+        </w:tc>
+        <w:tc>
+          <w:tcPr>
+            <w:tcW w:type="dxa" w:w="2760"/>
+            <w:tcMar>
+              <w:top w:type="dxa" w:w="80"/>
+              <w:left w:type="dxa" w:w="120"/>
+              <w:bottom w:type="dxa" w:w="80"/>
+              <w:right w:type="dxa" w:w="120"/>
+            </w:tcMar>
+          </w:tcPr>
+          <w:p>
+            <w:pPr>
+              <w:spacing w:after="0" w:line="240"/>
+            </w:pPr>
+            <w:r>
+              <w:rPr>
+                <w:rFonts w:ascii="Times New Roman" w:cs="Times New Roman" w:eastAsia="Times New Roman" w:hAnsi="Times New Roman"/>
+                <w:b w:val="false"/>
+                <w:bCs w:val="false"/>
+                <w:sz w:val="22"/>
+                <w:szCs w:val="22"/>
+              </w:rPr>
+              <w:t xml:space="preserve">титульный лист заключения</w:t>
+            </w:r>
+          </w:p>
+        </w:tc>
+      </w:tr>
+      <w:tr>
+        <w:tc>
+          <w:tcPr>
+            <w:tcW w:type="dxa" w:w="2900"/>
+            <w:tcMar>
+              <w:top w:type="dxa" w:w="80"/>
+              <w:left w:type="dxa" w:w="120"/>
+              <w:bottom w:type="dxa" w:w="80"/>
+              <w:right w:type="dxa" w:w="120"/>
+            </w:tcMar>
+          </w:tcPr>
+          <w:p>
+            <w:pPr>
+              <w:spacing w:after="0" w:line="240"/>
+            </w:pPr>
+            <w:r>
+              <w:rPr>
+                <w:rFonts w:ascii="Times New Roman" w:cs="Times New Roman" w:eastAsia="Times New Roman" w:hAnsi="Times New Roman"/>
+                <w:b/>
+                <w:bCs/>
+                <w:i w:val="false"/>
+                <w:iCs w:val="false"/>
+                <w:color w:val="000000"/>
+                <w:sz w:val="22"/>
+                <w:szCs w:val="22"/>
+              </w:rPr>
+              <w:t xml:space="preserve">{{ОСНОВАНИЕ_ОБСЛЕДОВАНИЯ}}</w:t>
+            </w:r>
+          </w:p>
+        </w:tc>
+        <w:tc>
+          <w:tcPr>
+            <w:tcW w:type="dxa" w:w="3400"/>
+            <w:tcMar>
+              <w:top w:type="dxa" w:w="80"/>
+              <w:left w:type="dxa" w:w="120"/>
+              <w:bottom w:type="dxa" w:w="80"/>
+              <w:right w:type="dxa" w:w="120"/>
+            </w:tcMar>
+          </w:tcPr>
+          <w:p>
+            <w:pPr>
+              <w:spacing w:after="0" w:line="240"/>
+            </w:pPr>
+            <w:r>
+              <w:rPr>
+                <w:rFonts w:ascii="Times New Roman" w:cs="Times New Roman" w:eastAsia="Times New Roman" w:hAnsi="Times New Roman"/>
+                <w:b w:val="false"/>
+                <w:bCs w:val="false"/>
+                <w:sz w:val="22"/>
+                <w:szCs w:val="22"/>
+              </w:rPr>
+              <w:t xml:space="preserve">На каком основании проводилось: договор, поручение, определение суда</w:t>
+            </w:r>
+          </w:p>
+        </w:tc>
+        <w:tc>
+          <w:tcPr>
+            <w:tcW w:type="dxa" w:w="2760"/>
+            <w:tcMar>
+              <w:top w:type="dxa" w:w="80"/>
+              <w:left w:type="dxa" w:w="120"/>
+              <w:bottom w:type="dxa" w:w="80"/>
+              <w:right w:type="dxa" w:w="120"/>
+            </w:tcMar>
+          </w:tcPr>
+          <w:p>
+            <w:pPr>
+              <w:spacing w:after="0" w:line="240"/>
+            </w:pPr>
+            <w:r>
+              <w:rPr>
+                <w:rFonts w:ascii="Times New Roman" w:cs="Times New Roman" w:eastAsia="Times New Roman" w:hAnsi="Times New Roman"/>
+                <w:b w:val="false"/>
+                <w:bCs w:val="false"/>
+                <w:sz w:val="22"/>
+                <w:szCs w:val="22"/>
+              </w:rPr>
+              <w:t xml:space="preserve">вводная часть заключения</w:t>
+            </w:r>
+          </w:p>
+        </w:tc>
+      </w:tr>
+      <w:tr>
+        <w:tc>
+          <w:tcPr>
+            <w:tcW w:type="dxa" w:w="2900"/>
+            <w:tcMar>
+              <w:top w:type="dxa" w:w="80"/>
+              <w:left w:type="dxa" w:w="120"/>
+              <w:bottom w:type="dxa" w:w="80"/>
+              <w:right w:type="dxa" w:w="120"/>
+            </w:tcMar>
+          </w:tcPr>
+          <w:p>
+            <w:pPr>
+              <w:spacing w:after="0" w:line="240"/>
+            </w:pPr>
+            <w:r>
+              <w:rPr>
+                <w:rFonts w:ascii="Times New Roman" w:cs="Times New Roman" w:eastAsia="Times New Roman" w:hAnsi="Times New Roman"/>
+                <w:b/>
+                <w:bCs/>
+                <w:i w:val="false"/>
+                <w:iCs w:val="false"/>
+                <w:color w:val="000000"/>
+                <w:sz w:val="22"/>
+                <w:szCs w:val="22"/>
+              </w:rPr>
+              <w:t xml:space="preserve">{{ДАТА_ПОЛУЧЕНИЯ_ЗАКЛЮЧЕНИЯ}}</w:t>
+            </w:r>
+            <w:r>
+              <w:rPr>
+                <w:rFonts w:ascii="Times New Roman" w:cs="Times New Roman" w:eastAsia="Times New Roman" w:hAnsi="Times New Roman"/>
+                <w:b w:val="false"/>
+                <w:bCs w:val="false"/>
+                <w:sz w:val="22"/>
+                <w:szCs w:val="22"/>
+              </w:rPr>
+              <w:t xml:space="preserve">, </w:t>
+            </w:r>
+            <w:r>
+              <w:rPr>
+                <w:rFonts w:ascii="Times New Roman" w:cs="Times New Roman" w:eastAsia="Times New Roman" w:hAnsi="Times New Roman"/>
+                <w:b/>
+                <w:bCs/>
+                <w:i w:val="false"/>
+                <w:iCs w:val="false"/>
+                <w:color w:val="000000"/>
+                <w:sz w:val="22"/>
+                <w:szCs w:val="22"/>
+              </w:rPr>
+              <w:t xml:space="preserve">{{ПРИЛОЖЕНИЕ_К_ЧЕМУ_ПОСТУПИЛО}}</w:t>
+            </w:r>
+          </w:p>
+        </w:tc>
+        <w:tc>
+          <w:tcPr>
+            <w:tcW w:type="dxa" w:w="3400"/>
+            <w:tcMar>
+              <w:top w:type="dxa" w:w="80"/>
+              <w:left w:type="dxa" w:w="120"/>
+              <w:bottom w:type="dxa" w:w="80"/>
+              <w:right w:type="dxa" w:w="120"/>
+            </w:tcMar>
+          </w:tcPr>
+          <w:p>
+            <w:pPr>
+              <w:spacing w:after="0" w:line="240"/>
+            </w:pPr>
+            <w:r>
+              <w:rPr>
+                <w:rFonts w:ascii="Times New Roman" w:cs="Times New Roman" w:eastAsia="Times New Roman" w:hAnsi="Times New Roman"/>
+                <w:b w:val="false"/>
+                <w:bCs w:val="false"/>
+                <w:sz w:val="22"/>
+                <w:szCs w:val="22"/>
+              </w:rPr>
+              <w:t xml:space="preserve">Когда получили и к какому документу заключение было приложено</w:t>
+            </w:r>
+          </w:p>
+        </w:tc>
+        <w:tc>
+          <w:tcPr>
+            <w:tcW w:type="dxa" w:w="2760"/>
+            <w:tcMar>
+              <w:top w:type="dxa" w:w="80"/>
+              <w:left w:type="dxa" w:w="120"/>
+              <w:bottom w:type="dxa" w:w="80"/>
+              <w:right w:type="dxa" w:w="120"/>
+            </w:tcMar>
+          </w:tcPr>
+          <w:p>
+            <w:pPr>
+              <w:spacing w:after="0" w:line="240"/>
+            </w:pPr>
+            <w:r>
+              <w:rPr>
+                <w:rFonts w:ascii="Times New Roman" w:cs="Times New Roman" w:eastAsia="Times New Roman" w:hAnsi="Times New Roman"/>
+                <w:b w:val="false"/>
+                <w:bCs w:val="false"/>
+                <w:sz w:val="22"/>
+                <w:szCs w:val="22"/>
+              </w:rPr>
+              <w:t xml:space="preserve">конверт, журнал входящих, сопроводительное письмо</w:t>
+            </w:r>
+          </w:p>
+        </w:tc>
+      </w:tr>
+      <w:tr>
+        <w:tc>
+          <w:tcPr>
+            <w:tcW w:type="dxa" w:w="2900"/>
+            <w:tcMar>
+              <w:top w:type="dxa" w:w="80"/>
+              <w:left w:type="dxa" w:w="120"/>
+              <w:bottom w:type="dxa" w:w="80"/>
+              <w:right w:type="dxa" w:w="120"/>
+            </w:tcMar>
+          </w:tcPr>
+          <w:p>
+            <w:pPr>
+              <w:spacing w:after="0" w:line="240"/>
+            </w:pPr>
+            <w:r>
+              <w:rPr>
+                <w:rFonts w:ascii="Times New Roman" w:cs="Times New Roman" w:eastAsia="Times New Roman" w:hAnsi="Times New Roman"/>
+                <w:b/>
+                <w:bCs/>
+                <w:i w:val="false"/>
+                <w:iCs w:val="false"/>
+                <w:color w:val="000000"/>
+                <w:sz w:val="22"/>
+                <w:szCs w:val="22"/>
+              </w:rPr>
+              <w:t xml:space="preserve">{{ВОПРОСЫ_ПОСТАВЛЕННЫЕ_ОППОНЕНТОМ}}</w:t>
+            </w:r>
+          </w:p>
+        </w:tc>
+        <w:tc>
+          <w:tcPr>
+            <w:tcW w:type="dxa" w:w="3400"/>
+            <w:tcMar>
+              <w:top w:type="dxa" w:w="80"/>
+              <w:left w:type="dxa" w:w="120"/>
+              <w:bottom w:type="dxa" w:w="80"/>
+              <w:right w:type="dxa" w:w="120"/>
+            </w:tcMar>
+          </w:tcPr>
+          <w:p>
+            <w:pPr>
+              <w:spacing w:after="0" w:line="240"/>
+            </w:pPr>
+            <w:r>
+              <w:rPr>
+                <w:rFonts w:ascii="Times New Roman" w:cs="Times New Roman" w:eastAsia="Times New Roman" w:hAnsi="Times New Roman"/>
+                <w:b w:val="false"/>
+                <w:bCs w:val="false"/>
+                <w:sz w:val="22"/>
+                <w:szCs w:val="22"/>
+              </w:rPr>
+              <w:t xml:space="preserve">Вопросы, на которые отвечало чужое заключение, дословно</w:t>
+            </w:r>
+          </w:p>
+        </w:tc>
+        <w:tc>
+          <w:tcPr>
+            <w:tcW w:type="dxa" w:w="2760"/>
+            <w:tcMar>
+              <w:top w:type="dxa" w:w="80"/>
+              <w:left w:type="dxa" w:w="120"/>
+              <w:bottom w:type="dxa" w:w="80"/>
+              <w:right w:type="dxa" w:w="120"/>
+            </w:tcMar>
+          </w:tcPr>
+          <w:p>
+            <w:pPr>
+              <w:spacing w:after="0" w:line="240"/>
+            </w:pPr>
+            <w:r>
+              <w:rPr>
+                <w:rFonts w:ascii="Times New Roman" w:cs="Times New Roman" w:eastAsia="Times New Roman" w:hAnsi="Times New Roman"/>
+                <w:b w:val="false"/>
+                <w:bCs w:val="false"/>
+                <w:sz w:val="22"/>
+                <w:szCs w:val="22"/>
+              </w:rPr>
+              <w:t xml:space="preserve">вводная часть заключения</w:t>
+            </w:r>
+          </w:p>
+        </w:tc>
+      </w:tr>
+      <w:tr>
+        <w:tc>
+          <w:tcPr>
+            <w:tcW w:type="dxa" w:w="2900"/>
+            <w:tcMar>
+              <w:top w:type="dxa" w:w="80"/>
+              <w:left w:type="dxa" w:w="120"/>
+              <w:bottom w:type="dxa" w:w="80"/>
+              <w:right w:type="dxa" w:w="120"/>
+            </w:tcMar>
+          </w:tcPr>
+          <w:p>
+            <w:pPr>
+              <w:spacing w:after="0" w:line="240"/>
+            </w:pPr>
+            <w:r>
+              <w:rPr>
+                <w:rFonts w:ascii="Times New Roman" w:cs="Times New Roman" w:eastAsia="Times New Roman" w:hAnsi="Times New Roman"/>
+                <w:b/>
+                <w:bCs/>
+                <w:i w:val="false"/>
+                <w:iCs w:val="false"/>
+                <w:color w:val="000000"/>
+                <w:sz w:val="22"/>
+                <w:szCs w:val="22"/>
+              </w:rPr>
+              <w:t xml:space="preserve">{{ПЕРЕЧЕНЬ_ИСХОДНЫХ_ДАННЫХ}}</w:t>
+            </w:r>
+            <w:r>
+              <w:rPr>
+                <w:rFonts w:ascii="Times New Roman" w:cs="Times New Roman" w:eastAsia="Times New Roman" w:hAnsi="Times New Roman"/>
+                <w:b w:val="false"/>
+                <w:bCs w:val="false"/>
+                <w:sz w:val="22"/>
+                <w:szCs w:val="22"/>
+              </w:rPr>
+              <w:t xml:space="preserve">, </w:t>
+            </w:r>
+            <w:r>
+              <w:rPr>
+                <w:rFonts w:ascii="Times New Roman" w:cs="Times New Roman" w:eastAsia="Times New Roman" w:hAnsi="Times New Roman"/>
+                <w:b/>
+                <w:bCs/>
+                <w:i w:val="false"/>
+                <w:iCs w:val="false"/>
+                <w:color w:val="000000"/>
+                <w:sz w:val="22"/>
+                <w:szCs w:val="22"/>
+              </w:rPr>
+              <w:t xml:space="preserve">{{ЧЕГО_НЕ_ИССЛЕДОВАНО}}</w:t>
+            </w:r>
+          </w:p>
+        </w:tc>
+        <w:tc>
+          <w:tcPr>
+            <w:tcW w:type="dxa" w:w="3400"/>
+            <w:tcMar>
+              <w:top w:type="dxa" w:w="80"/>
+              <w:left w:type="dxa" w:w="120"/>
+              <w:bottom w:type="dxa" w:w="80"/>
+              <w:right w:type="dxa" w:w="120"/>
+            </w:tcMar>
+          </w:tcPr>
+          <w:p>
+            <w:pPr>
+              <w:spacing w:after="0" w:line="240"/>
+            </w:pPr>
+            <w:r>
+              <w:rPr>
+                <w:rFonts w:ascii="Times New Roman" w:cs="Times New Roman" w:eastAsia="Times New Roman" w:hAnsi="Times New Roman"/>
+                <w:b w:val="false"/>
+                <w:bCs w:val="false"/>
+                <w:sz w:val="22"/>
+                <w:szCs w:val="22"/>
+              </w:rPr>
+              <w:t xml:space="preserve">Какие материалы исследовались и чего в перечне нет</w:t>
+            </w:r>
+          </w:p>
+        </w:tc>
+        <w:tc>
+          <w:tcPr>
+            <w:tcW w:type="dxa" w:w="2760"/>
+            <w:tcMar>
+              <w:top w:type="dxa" w:w="80"/>
+              <w:left w:type="dxa" w:w="120"/>
+              <w:bottom w:type="dxa" w:w="80"/>
+              <w:right w:type="dxa" w:w="120"/>
+            </w:tcMar>
+          </w:tcPr>
+          <w:p>
+            <w:pPr>
+              <w:spacing w:after="0" w:line="240"/>
+            </w:pPr>
+            <w:r>
+              <w:rPr>
+                <w:rFonts w:ascii="Times New Roman" w:cs="Times New Roman" w:eastAsia="Times New Roman" w:hAnsi="Times New Roman"/>
+                <w:b w:val="false"/>
+                <w:bCs w:val="false"/>
+                <w:sz w:val="22"/>
+                <w:szCs w:val="22"/>
+              </w:rPr>
+              <w:t xml:space="preserve">раздел заключения об исходных данных; сверка с вашей описью</w:t>
+            </w:r>
+          </w:p>
+        </w:tc>
+      </w:tr>
+      <w:tr>
+        <w:tc>
+          <w:tcPr>
+            <w:tcW w:type="dxa" w:w="2900"/>
+            <w:tcMar>
+              <w:top w:type="dxa" w:w="80"/>
+              <w:left w:type="dxa" w:w="120"/>
+              <w:bottom w:type="dxa" w:w="80"/>
+              <w:right w:type="dxa" w:w="120"/>
+            </w:tcMar>
+          </w:tcPr>
+          <w:p>
+            <w:pPr>
+              <w:spacing w:after="0" w:line="240"/>
+            </w:pPr>
+            <w:r>
+              <w:rPr>
+                <w:rFonts w:ascii="Times New Roman" w:cs="Times New Roman" w:eastAsia="Times New Roman" w:hAnsi="Times New Roman"/>
+                <w:b/>
+                <w:bCs/>
+                <w:i w:val="false"/>
+                <w:iCs w:val="false"/>
+                <w:color w:val="000000"/>
+                <w:sz w:val="22"/>
+                <w:szCs w:val="22"/>
+              </w:rPr>
+              <w:t xml:space="preserve">{{ЛИСТ_И_ПУНКТ_ЗАКЛЮЧЕНИЯ}}</w:t>
+            </w:r>
+            <w:r>
+              <w:rPr>
+                <w:rFonts w:ascii="Times New Roman" w:cs="Times New Roman" w:eastAsia="Times New Roman" w:hAnsi="Times New Roman"/>
+                <w:b w:val="false"/>
+                <w:bCs w:val="false"/>
+                <w:sz w:val="22"/>
+                <w:szCs w:val="22"/>
+              </w:rPr>
+              <w:t xml:space="preserve">, </w:t>
+            </w:r>
+            <w:r>
+              <w:rPr>
+                <w:rFonts w:ascii="Times New Roman" w:cs="Times New Roman" w:eastAsia="Times New Roman" w:hAnsi="Times New Roman"/>
+                <w:b/>
+                <w:bCs/>
+                <w:i w:val="false"/>
+                <w:iCs w:val="false"/>
+                <w:color w:val="000000"/>
+                <w:sz w:val="22"/>
+                <w:szCs w:val="22"/>
+              </w:rPr>
+              <w:t xml:space="preserve">{{ЦИТАТА_ИЗ_ЗАКЛЮЧЕНИЯ}}</w:t>
+            </w:r>
+          </w:p>
+        </w:tc>
+        <w:tc>
+          <w:tcPr>
+            <w:tcW w:type="dxa" w:w="3400"/>
+            <w:tcMar>
+              <w:top w:type="dxa" w:w="80"/>
+              <w:left w:type="dxa" w:w="120"/>
+              <w:bottom w:type="dxa" w:w="80"/>
+              <w:right w:type="dxa" w:w="120"/>
+            </w:tcMar>
+          </w:tcPr>
+          <w:p>
+            <w:pPr>
+              <w:spacing w:after="0" w:line="240"/>
+            </w:pPr>
+            <w:r>
+              <w:rPr>
+                <w:rFonts w:ascii="Times New Roman" w:cs="Times New Roman" w:eastAsia="Times New Roman" w:hAnsi="Times New Roman"/>
+                <w:b w:val="false"/>
+                <w:bCs w:val="false"/>
+                <w:sz w:val="22"/>
+                <w:szCs w:val="22"/>
+              </w:rPr>
+              <w:t xml:space="preserve">Точная привязка возражения: лист, пункт и дословная цитата</w:t>
+            </w:r>
+          </w:p>
+        </w:tc>
+        <w:tc>
+          <w:tcPr>
+            <w:tcW w:type="dxa" w:w="2760"/>
+            <w:tcMar>
+              <w:top w:type="dxa" w:w="80"/>
+              <w:left w:type="dxa" w:w="120"/>
+              <w:bottom w:type="dxa" w:w="80"/>
+              <w:right w:type="dxa" w:w="120"/>
+            </w:tcMar>
+          </w:tcPr>
+          <w:p>
+            <w:pPr>
+              <w:spacing w:after="0" w:line="240"/>
+            </w:pPr>
+            <w:r>
+              <w:rPr>
+                <w:rFonts w:ascii="Times New Roman" w:cs="Times New Roman" w:eastAsia="Times New Roman" w:hAnsi="Times New Roman"/>
+                <w:b w:val="false"/>
+                <w:bCs w:val="false"/>
+                <w:sz w:val="22"/>
+                <w:szCs w:val="22"/>
+              </w:rPr>
+              <w:t xml:space="preserve">само заключение</w:t>
+            </w:r>
+          </w:p>
+        </w:tc>
+      </w:tr>
+      <w:tr>
+        <w:tc>
+          <w:tcPr>
+            <w:tcW w:type="dxa" w:w="2900"/>
+            <w:tcMar>
+              <w:top w:type="dxa" w:w="80"/>
+              <w:left w:type="dxa" w:w="120"/>
+              <w:bottom w:type="dxa" w:w="80"/>
+              <w:right w:type="dxa" w:w="120"/>
+            </w:tcMar>
+          </w:tcPr>
+          <w:p>
+            <w:pPr>
+              <w:spacing w:after="0" w:line="240"/>
+            </w:pPr>
+            <w:r>
+              <w:rPr>
+                <w:rFonts w:ascii="Times New Roman" w:cs="Times New Roman" w:eastAsia="Times New Roman" w:hAnsi="Times New Roman"/>
+                <w:b/>
+                <w:bCs/>
+                <w:i w:val="false"/>
+                <w:iCs w:val="false"/>
+                <w:color w:val="000000"/>
+                <w:sz w:val="22"/>
+                <w:szCs w:val="22"/>
+              </w:rPr>
+              <w:t xml:space="preserve">{{НАШ_ДОКУМЕНТ_И_РЕКВИЗИТЫ}}</w:t>
+            </w:r>
+            <w:r>
+              <w:rPr>
+                <w:rFonts w:ascii="Times New Roman" w:cs="Times New Roman" w:eastAsia="Times New Roman" w:hAnsi="Times New Roman"/>
+                <w:b w:val="false"/>
+                <w:bCs w:val="false"/>
+                <w:sz w:val="22"/>
+                <w:szCs w:val="22"/>
+              </w:rPr>
+              <w:t xml:space="preserve">, </w:t>
+            </w:r>
+            <w:r>
+              <w:rPr>
+                <w:rFonts w:ascii="Times New Roman" w:cs="Times New Roman" w:eastAsia="Times New Roman" w:hAnsi="Times New Roman"/>
+                <w:b/>
+                <w:bCs/>
+                <w:i w:val="false"/>
+                <w:iCs w:val="false"/>
+                <w:color w:val="000000"/>
+                <w:sz w:val="22"/>
+                <w:szCs w:val="22"/>
+              </w:rPr>
+              <w:t xml:space="preserve">{{ЧТО_В_НАШЕМ_ДОКУМЕНТЕ}}</w:t>
+            </w:r>
+            <w:r>
+              <w:rPr>
+                <w:rFonts w:ascii="Times New Roman" w:cs="Times New Roman" w:eastAsia="Times New Roman" w:hAnsi="Times New Roman"/>
+                <w:b w:val="false"/>
+                <w:bCs w:val="false"/>
+                <w:sz w:val="22"/>
+                <w:szCs w:val="22"/>
+              </w:rPr>
+              <w:t xml:space="preserve">, </w:t>
+            </w:r>
+            <w:r>
+              <w:rPr>
+                <w:rFonts w:ascii="Times New Roman" w:cs="Times New Roman" w:eastAsia="Times New Roman" w:hAnsi="Times New Roman"/>
+                <w:b/>
+                <w:bCs/>
+                <w:i w:val="false"/>
+                <w:iCs w:val="false"/>
+                <w:color w:val="000000"/>
+                <w:sz w:val="22"/>
+                <w:szCs w:val="22"/>
+              </w:rPr>
+              <w:t xml:space="preserve">{{СУТЬ_РАСХОЖДЕНИЯ}}</w:t>
+            </w:r>
+          </w:p>
+        </w:tc>
+        <w:tc>
+          <w:tcPr>
+            <w:tcW w:type="dxa" w:w="3400"/>
+            <w:tcMar>
+              <w:top w:type="dxa" w:w="80"/>
+              <w:left w:type="dxa" w:w="120"/>
+              <w:bottom w:type="dxa" w:w="80"/>
+              <w:right w:type="dxa" w:w="120"/>
+            </w:tcMar>
+          </w:tcPr>
+          <w:p>
+            <w:pPr>
+              <w:spacing w:after="0" w:line="240"/>
+            </w:pPr>
+            <w:r>
+              <w:rPr>
+                <w:rFonts w:ascii="Times New Roman" w:cs="Times New Roman" w:eastAsia="Times New Roman" w:hAnsi="Times New Roman"/>
+                <w:b w:val="false"/>
+                <w:bCs w:val="false"/>
+                <w:sz w:val="22"/>
+                <w:szCs w:val="22"/>
+              </w:rPr>
+              <w:t xml:space="preserve">Чем возражаете: ваш документ, что в нём написано, в чём расхождение</w:t>
+            </w:r>
+          </w:p>
+        </w:tc>
+        <w:tc>
+          <w:tcPr>
+            <w:tcW w:type="dxa" w:w="2760"/>
+            <w:tcMar>
+              <w:top w:type="dxa" w:w="80"/>
+              <w:left w:type="dxa" w:w="120"/>
+              <w:bottom w:type="dxa" w:w="80"/>
+              <w:right w:type="dxa" w:w="120"/>
+            </w:tcMar>
+          </w:tcPr>
+          <w:p>
+            <w:pPr>
+              <w:spacing w:after="0" w:line="240"/>
+            </w:pPr>
+            <w:r>
+              <w:rPr>
+                <w:rFonts w:ascii="Times New Roman" w:cs="Times New Roman" w:eastAsia="Times New Roman" w:hAnsi="Times New Roman"/>
+                <w:b w:val="false"/>
+                <w:bCs w:val="false"/>
+                <w:sz w:val="22"/>
+                <w:szCs w:val="22"/>
+              </w:rPr>
+              <w:t xml:space="preserve">ваша опись доказательств</w:t>
+            </w:r>
+          </w:p>
+        </w:tc>
+      </w:tr>
+    </w:tbl>
+    <w:p>
+      <w:pPr>
+        <w:pStyle w:val="Heading2"/>
+        <w:keepNext/>
+        <w:spacing w:after="120" w:before="260"/>
+      </w:pPr>
+      <w:r>
+        <w:rPr>
+          <w:rFonts w:ascii="Times New Roman" w:cs="Times New Roman" w:eastAsia="Times New Roman" w:hAnsi="Times New Roman"/>
+          <w:b/>
+          <w:bCs/>
+          <w:sz w:val="26"/>
+          <w:szCs w:val="26"/>
+        </w:rPr>
+        <w:t xml:space="preserve">Экспертиза и материалы для представителя</w:t>
+      </w:r>
+    </w:p>
+    <w:tbl>
+      <w:tblPr>
+        <w:tblW w:type="dxa" w:w="9060"/>
+        <w:tblBorders>
+          <w:top w:val="single" w:color="auto" w:sz="4"/>
+          <w:left w:val="single" w:color="auto" w:sz="4"/>
+          <w:bottom w:val="single" w:color="auto" w:sz="4"/>
+          <w:right w:val="single" w:color="auto" w:sz="4"/>
+          <w:insideH w:val="single" w:color="auto" w:sz="4"/>
+          <w:insideV w:val="single" w:color="auto" w:sz="4"/>
+        </w:tblBorders>
+      </w:tblPr>
+      <w:tblGrid>
+        <w:gridCol w:w="2900"/>
+        <w:gridCol w:w="3400"/>
+        <w:gridCol w:w="2760"/>
+      </w:tblGrid>
+      <w:tr>
+        <w:trPr>
+          <w:tblHeader/>
+        </w:trPr>
+        <w:tc>
+          <w:tcPr>
+            <w:tcW w:type="dxa" w:w="2900"/>
+            <w:shd w:fill="EDEDED" w:val="clear"/>
+            <w:tcMar>
+              <w:top w:type="dxa" w:w="80"/>
+              <w:left w:type="dxa" w:w="120"/>
+              <w:bottom w:type="dxa" w:w="80"/>
+              <w:right w:type="dxa" w:w="120"/>
+            </w:tcMar>
+          </w:tcPr>
+          <w:p>
+            <w:pPr>
+              <w:spacing w:after="0" w:line="240"/>
+            </w:pPr>
+            <w:r>
+              <w:rPr>
+                <w:rFonts w:ascii="Times New Roman" w:cs="Times New Roman" w:eastAsia="Times New Roman" w:hAnsi="Times New Roman"/>
+                <w:b/>
+                <w:bCs/>
+                <w:sz w:val="22"/>
+                <w:szCs w:val="22"/>
+              </w:rPr>
+              <w:t xml:space="preserve">Поле</w:t>
+            </w:r>
+          </w:p>
+        </w:tc>
+        <w:tc>
+          <w:tcPr>
+            <w:tcW w:type="dxa" w:w="3400"/>
+            <w:shd w:fill="EDEDED" w:val="clear"/>
+            <w:tcMar>
+              <w:top w:type="dxa" w:w="80"/>
+              <w:left w:type="dxa" w:w="120"/>
+              <w:bottom w:type="dxa" w:w="80"/>
+              <w:right w:type="dxa" w:w="120"/>
+            </w:tcMar>
+          </w:tcPr>
+          <w:p>
+            <w:pPr>
+              <w:spacing w:after="0" w:line="240"/>
+            </w:pPr>
+            <w:r>
+              <w:rPr>
+                <w:rFonts w:ascii="Times New Roman" w:cs="Times New Roman" w:eastAsia="Times New Roman" w:hAnsi="Times New Roman"/>
+                <w:b/>
+                <w:bCs/>
+                <w:sz w:val="22"/>
+                <w:szCs w:val="22"/>
+              </w:rPr>
+              <w:t xml:space="preserve">Что подставить</w:t>
+            </w:r>
+          </w:p>
+        </w:tc>
+        <w:tc>
+          <w:tcPr>
+            <w:tcW w:type="dxa" w:w="2760"/>
+            <w:shd w:fill="EDEDED" w:val="clear"/>
+            <w:tcMar>
+              <w:top w:type="dxa" w:w="80"/>
+              <w:left w:type="dxa" w:w="120"/>
+              <w:bottom w:type="dxa" w:w="80"/>
+              <w:right w:type="dxa" w:w="120"/>
+            </w:tcMar>
+          </w:tcPr>
+          <w:p>
+            <w:pPr>
+              <w:spacing w:after="0" w:line="240"/>
+            </w:pPr>
+            <w:r>
+              <w:rPr>
+                <w:rFonts w:ascii="Times New Roman" w:cs="Times New Roman" w:eastAsia="Times New Roman" w:hAnsi="Times New Roman"/>
+                <w:b/>
+                <w:bCs/>
+                <w:sz w:val="22"/>
+                <w:szCs w:val="22"/>
+              </w:rPr>
+              <w:t xml:space="preserve">Откуда брать</w:t>
+            </w:r>
+          </w:p>
+        </w:tc>
+      </w:tr>
+      <w:tr>
+        <w:tc>
+          <w:tcPr>
+            <w:tcW w:type="dxa" w:w="2900"/>
+            <w:tcMar>
+              <w:top w:type="dxa" w:w="80"/>
+              <w:left w:type="dxa" w:w="120"/>
+              <w:bottom w:type="dxa" w:w="80"/>
+              <w:right w:type="dxa" w:w="120"/>
+            </w:tcMar>
+          </w:tcPr>
+          <w:p>
+            <w:pPr>
+              <w:spacing w:after="0" w:line="240"/>
+            </w:pPr>
+            <w:r>
+              <w:rPr>
+                <w:rFonts w:ascii="Times New Roman" w:cs="Times New Roman" w:eastAsia="Times New Roman" w:hAnsi="Times New Roman"/>
+                <w:b/>
+                <w:bCs/>
+                <w:i w:val="false"/>
+                <w:iCs w:val="false"/>
+                <w:color w:val="000000"/>
+                <w:sz w:val="22"/>
+                <w:szCs w:val="22"/>
+              </w:rPr>
+              <w:t xml:space="preserve">{{ПОЗИЦИЯ_ОППОНЕНТА_О_ПРИЧИНЕ}}</w:t>
+            </w:r>
+            <w:r>
+              <w:rPr>
+                <w:rFonts w:ascii="Times New Roman" w:cs="Times New Roman" w:eastAsia="Times New Roman" w:hAnsi="Times New Roman"/>
+                <w:b w:val="false"/>
+                <w:bCs w:val="false"/>
+                <w:sz w:val="22"/>
+                <w:szCs w:val="22"/>
+              </w:rPr>
+              <w:t xml:space="preserve">, </w:t>
+            </w:r>
+            <w:r>
+              <w:rPr>
+                <w:rFonts w:ascii="Times New Roman" w:cs="Times New Roman" w:eastAsia="Times New Roman" w:hAnsi="Times New Roman"/>
+                <w:b/>
+                <w:bCs/>
+                <w:i w:val="false"/>
+                <w:iCs w:val="false"/>
+                <w:color w:val="000000"/>
+                <w:sz w:val="22"/>
+                <w:szCs w:val="22"/>
+              </w:rPr>
+              <w:t xml:space="preserve">{{НАША_ПОЗИЦИЯ_О_ПРИЧИНЕ}}</w:t>
+            </w:r>
+          </w:p>
+        </w:tc>
+        <w:tc>
+          <w:tcPr>
+            <w:tcW w:type="dxa" w:w="3400"/>
+            <w:tcMar>
+              <w:top w:type="dxa" w:w="80"/>
+              <w:left w:type="dxa" w:w="120"/>
+              <w:bottom w:type="dxa" w:w="80"/>
+              <w:right w:type="dxa" w:w="120"/>
+            </w:tcMar>
+          </w:tcPr>
+          <w:p>
+            <w:pPr>
+              <w:spacing w:after="0" w:line="240"/>
+            </w:pPr>
+            <w:r>
+              <w:rPr>
+                <w:rFonts w:ascii="Times New Roman" w:cs="Times New Roman" w:eastAsia="Times New Roman" w:hAnsi="Times New Roman"/>
+                <w:b w:val="false"/>
+                <w:bCs w:val="false"/>
+                <w:sz w:val="22"/>
+                <w:szCs w:val="22"/>
+              </w:rPr>
+              <w:t xml:space="preserve">Две версии причины дефекта, каждая одной фразой</w:t>
+            </w:r>
+          </w:p>
+        </w:tc>
+        <w:tc>
+          <w:tcPr>
+            <w:tcW w:type="dxa" w:w="2760"/>
+            <w:tcMar>
+              <w:top w:type="dxa" w:w="80"/>
+              <w:left w:type="dxa" w:w="120"/>
+              <w:bottom w:type="dxa" w:w="80"/>
+              <w:right w:type="dxa" w:w="120"/>
+            </w:tcMar>
+          </w:tcPr>
+          <w:p>
+            <w:pPr>
+              <w:spacing w:after="0" w:line="240"/>
+            </w:pPr>
+            <w:r>
+              <w:rPr>
+                <w:rFonts w:ascii="Times New Roman" w:cs="Times New Roman" w:eastAsia="Times New Roman" w:hAnsi="Times New Roman"/>
+                <w:b w:val="false"/>
+                <w:bCs w:val="false"/>
+                <w:sz w:val="22"/>
+                <w:szCs w:val="22"/>
+              </w:rPr>
+              <w:t xml:space="preserve">претензия оппонента и ваш разбор</w:t>
+            </w:r>
+          </w:p>
+        </w:tc>
+      </w:tr>
+      <w:tr>
+        <w:tc>
+          <w:tcPr>
+            <w:tcW w:type="dxa" w:w="2900"/>
+            <w:tcMar>
+              <w:top w:type="dxa" w:w="80"/>
+              <w:left w:type="dxa" w:w="120"/>
+              <w:bottom w:type="dxa" w:w="80"/>
+              <w:right w:type="dxa" w:w="120"/>
+            </w:tcMar>
+          </w:tcPr>
+          <w:p>
+            <w:pPr>
+              <w:spacing w:after="0" w:line="240"/>
+            </w:pPr>
+            <w:r>
+              <w:rPr>
+                <w:rFonts w:ascii="Times New Roman" w:cs="Times New Roman" w:eastAsia="Times New Roman" w:hAnsi="Times New Roman"/>
+                <w:b/>
+                <w:bCs/>
+                <w:i w:val="false"/>
+                <w:iCs w:val="false"/>
+                <w:color w:val="000000"/>
+                <w:sz w:val="22"/>
+                <w:szCs w:val="22"/>
+              </w:rPr>
+              <w:t xml:space="preserve">{{ВОПРОСЫ_ЭКСПЕРТУ}}</w:t>
+            </w:r>
+          </w:p>
+        </w:tc>
+        <w:tc>
+          <w:tcPr>
+            <w:tcW w:type="dxa" w:w="3400"/>
+            <w:tcMar>
+              <w:top w:type="dxa" w:w="80"/>
+              <w:left w:type="dxa" w:w="120"/>
+              <w:bottom w:type="dxa" w:w="80"/>
+              <w:right w:type="dxa" w:w="120"/>
+            </w:tcMar>
+          </w:tcPr>
+          <w:p>
+            <w:pPr>
+              <w:spacing w:after="0" w:line="240"/>
+            </w:pPr>
+            <w:r>
+              <w:rPr>
+                <w:rFonts w:ascii="Times New Roman" w:cs="Times New Roman" w:eastAsia="Times New Roman" w:hAnsi="Times New Roman"/>
+                <w:b w:val="false"/>
+                <w:bCs w:val="false"/>
+                <w:sz w:val="22"/>
+                <w:szCs w:val="22"/>
+              </w:rPr>
+              <w:t xml:space="preserve">Отобранные вопросы из банка вопросов комплекта</w:t>
+            </w:r>
+          </w:p>
+        </w:tc>
+        <w:tc>
+          <w:tcPr>
+            <w:tcW w:type="dxa" w:w="2760"/>
+            <w:tcMar>
+              <w:top w:type="dxa" w:w="80"/>
+              <w:left w:type="dxa" w:w="120"/>
+              <w:bottom w:type="dxa" w:w="80"/>
+              <w:right w:type="dxa" w:w="120"/>
+            </w:tcMar>
+          </w:tcPr>
+          <w:p>
+            <w:pPr>
+              <w:spacing w:after="0" w:line="240"/>
+            </w:pPr>
+            <w:r>
+              <w:rPr>
+                <w:rFonts w:ascii="Times New Roman" w:cs="Times New Roman" w:eastAsia="Times New Roman" w:hAnsi="Times New Roman"/>
+                <w:b w:val="false"/>
+                <w:bCs w:val="false"/>
+                <w:sz w:val="22"/>
+                <w:szCs w:val="22"/>
+              </w:rPr>
+              <w:t xml:space="preserve">банк вопросов; окончательную редакцию даёт представитель</w:t>
+            </w:r>
+          </w:p>
+        </w:tc>
+      </w:tr>
+      <w:tr>
+        <w:tc>
+          <w:tcPr>
+            <w:tcW w:type="dxa" w:w="2900"/>
+            <w:tcMar>
+              <w:top w:type="dxa" w:w="80"/>
+              <w:left w:type="dxa" w:w="120"/>
+              <w:bottom w:type="dxa" w:w="80"/>
+              <w:right w:type="dxa" w:w="120"/>
+            </w:tcMar>
+          </w:tcPr>
+          <w:p>
+            <w:pPr>
+              <w:spacing w:after="0" w:line="240"/>
+            </w:pPr>
+            <w:r>
+              <w:rPr>
+                <w:rFonts w:ascii="Times New Roman" w:cs="Times New Roman" w:eastAsia="Times New Roman" w:hAnsi="Times New Roman"/>
+                <w:b/>
+                <w:bCs/>
+                <w:i w:val="false"/>
+                <w:iCs w:val="false"/>
+                <w:color w:val="000000"/>
+                <w:sz w:val="22"/>
+                <w:szCs w:val="22"/>
+              </w:rPr>
+              <w:t xml:space="preserve">{{КАНДИДАТУРЫ_ЭКСПЕРТНЫХ_ОРГАНИЗАЦИЙ}}</w:t>
+            </w:r>
+            <w:r>
+              <w:rPr>
+                <w:rFonts w:ascii="Times New Roman" w:cs="Times New Roman" w:eastAsia="Times New Roman" w:hAnsi="Times New Roman"/>
+                <w:b w:val="false"/>
+                <w:bCs w:val="false"/>
+                <w:sz w:val="22"/>
+                <w:szCs w:val="22"/>
+              </w:rPr>
+              <w:t xml:space="preserve">, </w:t>
+            </w:r>
+            <w:r>
+              <w:rPr>
+                <w:rFonts w:ascii="Times New Roman" w:cs="Times New Roman" w:eastAsia="Times New Roman" w:hAnsi="Times New Roman"/>
+                <w:b/>
+                <w:bCs/>
+                <w:i w:val="false"/>
+                <w:iCs w:val="false"/>
+                <w:color w:val="000000"/>
+                <w:sz w:val="22"/>
+                <w:szCs w:val="22"/>
+              </w:rPr>
+              <w:t xml:space="preserve">{{СВЕДЕНИЯ_О_КАНДИДАТУРЕ}}</w:t>
+            </w:r>
+          </w:p>
+        </w:tc>
+        <w:tc>
+          <w:tcPr>
+            <w:tcW w:type="dxa" w:w="3400"/>
+            <w:tcMar>
+              <w:top w:type="dxa" w:w="80"/>
+              <w:left w:type="dxa" w:w="120"/>
+              <w:bottom w:type="dxa" w:w="80"/>
+              <w:right w:type="dxa" w:w="120"/>
+            </w:tcMar>
+          </w:tcPr>
+          <w:p>
+            <w:pPr>
+              <w:spacing w:after="0" w:line="240"/>
+            </w:pPr>
+            <w:r>
+              <w:rPr>
+                <w:rFonts w:ascii="Times New Roman" w:cs="Times New Roman" w:eastAsia="Times New Roman" w:hAnsi="Times New Roman"/>
+                <w:b w:val="false"/>
+                <w:bCs w:val="false"/>
+                <w:sz w:val="22"/>
+                <w:szCs w:val="22"/>
+              </w:rPr>
+              <w:t xml:space="preserve">Кого предлагаете и сведения о квалификации, сроке, стоимости</w:t>
+            </w:r>
+          </w:p>
+        </w:tc>
+        <w:tc>
+          <w:tcPr>
+            <w:tcW w:type="dxa" w:w="2760"/>
+            <w:tcMar>
+              <w:top w:type="dxa" w:w="80"/>
+              <w:left w:type="dxa" w:w="120"/>
+              <w:bottom w:type="dxa" w:w="80"/>
+              <w:right w:type="dxa" w:w="120"/>
+            </w:tcMar>
+          </w:tcPr>
+          <w:p>
+            <w:pPr>
+              <w:spacing w:after="0" w:line="240"/>
+            </w:pPr>
+            <w:r>
+              <w:rPr>
+                <w:rFonts w:ascii="Times New Roman" w:cs="Times New Roman" w:eastAsia="Times New Roman" w:hAnsi="Times New Roman"/>
+                <w:b w:val="false"/>
+                <w:bCs w:val="false"/>
+                <w:sz w:val="22"/>
+                <w:szCs w:val="22"/>
+              </w:rPr>
+              <w:t xml:space="preserve">ответы организаций на ваш запрос по перечню комплекта</w:t>
+            </w:r>
+          </w:p>
+        </w:tc>
+      </w:tr>
+      <w:tr>
+        <w:tc>
+          <w:tcPr>
+            <w:tcW w:type="dxa" w:w="2900"/>
+            <w:tcMar>
+              <w:top w:type="dxa" w:w="80"/>
+              <w:left w:type="dxa" w:w="120"/>
+              <w:bottom w:type="dxa" w:w="80"/>
+              <w:right w:type="dxa" w:w="120"/>
+            </w:tcMar>
+          </w:tcPr>
+          <w:p>
+            <w:pPr>
+              <w:spacing w:after="0" w:line="240"/>
+            </w:pPr>
+            <w:r>
+              <w:rPr>
+                <w:rFonts w:ascii="Times New Roman" w:cs="Times New Roman" w:eastAsia="Times New Roman" w:hAnsi="Times New Roman"/>
+                <w:b/>
+                <w:bCs/>
+                <w:i w:val="false"/>
+                <w:iCs w:val="false"/>
+                <w:color w:val="000000"/>
+                <w:sz w:val="22"/>
+                <w:szCs w:val="22"/>
+              </w:rPr>
+              <w:t xml:space="preserve">{{ПЕРЕЧЕНЬ_МАТЕРИАЛОВ_ДЛЯ_ЭКСПЕРТА}}</w:t>
+            </w:r>
+          </w:p>
+        </w:tc>
+        <w:tc>
+          <w:tcPr>
+            <w:tcW w:type="dxa" w:w="3400"/>
+            <w:tcMar>
+              <w:top w:type="dxa" w:w="80"/>
+              <w:left w:type="dxa" w:w="120"/>
+              <w:bottom w:type="dxa" w:w="80"/>
+              <w:right w:type="dxa" w:w="120"/>
+            </w:tcMar>
+          </w:tcPr>
+          <w:p>
+            <w:pPr>
+              <w:spacing w:after="0" w:line="240"/>
+            </w:pPr>
+            <w:r>
+              <w:rPr>
+                <w:rFonts w:ascii="Times New Roman" w:cs="Times New Roman" w:eastAsia="Times New Roman" w:hAnsi="Times New Roman"/>
+                <w:b w:val="false"/>
+                <w:bCs w:val="false"/>
+                <w:sz w:val="22"/>
+                <w:szCs w:val="22"/>
+              </w:rPr>
+              <w:t xml:space="preserve">Документы, передаваемые эксперту</w:t>
+            </w:r>
+          </w:p>
+        </w:tc>
+        <w:tc>
+          <w:tcPr>
+            <w:tcW w:type="dxa" w:w="2760"/>
+            <w:tcMar>
+              <w:top w:type="dxa" w:w="80"/>
+              <w:left w:type="dxa" w:w="120"/>
+              <w:bottom w:type="dxa" w:w="80"/>
+              <w:right w:type="dxa" w:w="120"/>
+            </w:tcMar>
+          </w:tcPr>
+          <w:p>
+            <w:pPr>
+              <w:spacing w:after="0" w:line="240"/>
+            </w:pPr>
+            <w:r>
+              <w:rPr>
+                <w:rFonts w:ascii="Times New Roman" w:cs="Times New Roman" w:eastAsia="Times New Roman" w:hAnsi="Times New Roman"/>
+                <w:b w:val="false"/>
+                <w:bCs w:val="false"/>
+                <w:sz w:val="22"/>
+                <w:szCs w:val="22"/>
+              </w:rPr>
+              <w:t xml:space="preserve">опись доказательств, колонка передачи эксперту</w:t>
+            </w:r>
+          </w:p>
+        </w:tc>
+      </w:tr>
+      <w:tr>
+        <w:tc>
+          <w:tcPr>
+            <w:tcW w:type="dxa" w:w="2900"/>
+            <w:tcMar>
+              <w:top w:type="dxa" w:w="80"/>
+              <w:left w:type="dxa" w:w="120"/>
+              <w:bottom w:type="dxa" w:w="80"/>
+              <w:right w:type="dxa" w:w="120"/>
+            </w:tcMar>
+          </w:tcPr>
+          <w:p>
+            <w:pPr>
+              <w:spacing w:after="0" w:line="240"/>
+            </w:pPr>
+            <w:r>
+              <w:rPr>
+                <w:rFonts w:ascii="Times New Roman" w:cs="Times New Roman" w:eastAsia="Times New Roman" w:hAnsi="Times New Roman"/>
+                <w:b/>
+                <w:bCs/>
+                <w:i w:val="false"/>
+                <w:iCs w:val="false"/>
+                <w:color w:val="000000"/>
+                <w:sz w:val="22"/>
+                <w:szCs w:val="22"/>
+              </w:rPr>
+              <w:t xml:space="preserve">{{ПЕРЕЧЕНЬ_ВСКРЫТИЙ}}</w:t>
+            </w:r>
+          </w:p>
+        </w:tc>
+        <w:tc>
+          <w:tcPr>
+            <w:tcW w:type="dxa" w:w="3400"/>
+            <w:tcMar>
+              <w:top w:type="dxa" w:w="80"/>
+              <w:left w:type="dxa" w:w="120"/>
+              <w:bottom w:type="dxa" w:w="80"/>
+              <w:right w:type="dxa" w:w="120"/>
+            </w:tcMar>
+          </w:tcPr>
+          <w:p>
+            <w:pPr>
+              <w:spacing w:after="0" w:line="240"/>
+            </w:pPr>
+            <w:r>
+              <w:rPr>
+                <w:rFonts w:ascii="Times New Roman" w:cs="Times New Roman" w:eastAsia="Times New Roman" w:hAnsi="Times New Roman"/>
+                <w:b w:val="false"/>
+                <w:bCs w:val="false"/>
+                <w:sz w:val="22"/>
+                <w:szCs w:val="22"/>
+              </w:rPr>
+              <w:t xml:space="preserve">Какие вскрытия нужны для установления причины</w:t>
+            </w:r>
+          </w:p>
+        </w:tc>
+        <w:tc>
+          <w:tcPr>
+            <w:tcW w:type="dxa" w:w="2760"/>
+            <w:tcMar>
+              <w:top w:type="dxa" w:w="80"/>
+              <w:left w:type="dxa" w:w="120"/>
+              <w:bottom w:type="dxa" w:w="80"/>
+              <w:right w:type="dxa" w:w="120"/>
+            </w:tcMar>
+          </w:tcPr>
+          <w:p>
+            <w:pPr>
+              <w:spacing w:after="0" w:line="240"/>
+            </w:pPr>
+            <w:r>
+              <w:rPr>
+                <w:rFonts w:ascii="Times New Roman" w:cs="Times New Roman" w:eastAsia="Times New Roman" w:hAnsi="Times New Roman"/>
+                <w:b w:val="false"/>
+                <w:bCs w:val="false"/>
+                <w:sz w:val="22"/>
+                <w:szCs w:val="22"/>
+              </w:rPr>
+              <w:t xml:space="preserve">ваш технический разбор; при сомнении — специалист</w:t>
+            </w:r>
+          </w:p>
+        </w:tc>
+      </w:tr>
+      <w:tr>
+        <w:tc>
+          <w:tcPr>
+            <w:tcW w:type="dxa" w:w="2900"/>
+            <w:tcMar>
+              <w:top w:type="dxa" w:w="80"/>
+              <w:left w:type="dxa" w:w="120"/>
+              <w:bottom w:type="dxa" w:w="80"/>
+              <w:right w:type="dxa" w:w="120"/>
+            </w:tcMar>
+          </w:tcPr>
+          <w:p>
+            <w:pPr>
+              <w:spacing w:after="0" w:line="240"/>
+            </w:pPr>
+            <w:r>
+              <w:rPr>
+                <w:rFonts w:ascii="Times New Roman" w:cs="Times New Roman" w:eastAsia="Times New Roman" w:hAnsi="Times New Roman"/>
+                <w:b/>
+                <w:bCs/>
+                <w:i w:val="false"/>
+                <w:iCs w:val="false"/>
+                <w:color w:val="000000"/>
+                <w:sz w:val="22"/>
+                <w:szCs w:val="22"/>
+              </w:rPr>
+              <w:t xml:space="preserve">{{РЕКВИЗИТЫ_ПРОЕКТНОЙ_ДОКУМЕНТАЦИИ}}</w:t>
+            </w:r>
+            <w:r>
+              <w:rPr>
+                <w:rFonts w:ascii="Times New Roman" w:cs="Times New Roman" w:eastAsia="Times New Roman" w:hAnsi="Times New Roman"/>
+                <w:b w:val="false"/>
+                <w:bCs w:val="false"/>
+                <w:sz w:val="22"/>
+                <w:szCs w:val="22"/>
+              </w:rPr>
+              <w:t xml:space="preserve">, </w:t>
+            </w:r>
+            <w:r>
+              <w:rPr>
+                <w:rFonts w:ascii="Times New Roman" w:cs="Times New Roman" w:eastAsia="Times New Roman" w:hAnsi="Times New Roman"/>
+                <w:b/>
+                <w:bCs/>
+                <w:i w:val="false"/>
+                <w:iCs w:val="false"/>
+                <w:color w:val="000000"/>
+                <w:sz w:val="22"/>
+                <w:szCs w:val="22"/>
+              </w:rPr>
+              <w:t xml:space="preserve">{{ВИД_СИСТЕМЫ}}</w:t>
+            </w:r>
+          </w:p>
+        </w:tc>
+        <w:tc>
+          <w:tcPr>
+            <w:tcW w:type="dxa" w:w="3400"/>
+            <w:tcMar>
+              <w:top w:type="dxa" w:w="80"/>
+              <w:left w:type="dxa" w:w="120"/>
+              <w:bottom w:type="dxa" w:w="80"/>
+              <w:right w:type="dxa" w:w="120"/>
+            </w:tcMar>
+          </w:tcPr>
+          <w:p>
+            <w:pPr>
+              <w:spacing w:after="0" w:line="240"/>
+            </w:pPr>
+            <w:r>
+              <w:rPr>
+                <w:rFonts w:ascii="Times New Roman" w:cs="Times New Roman" w:eastAsia="Times New Roman" w:hAnsi="Times New Roman"/>
+                <w:b w:val="false"/>
+                <w:bCs w:val="false"/>
+                <w:sz w:val="22"/>
+                <w:szCs w:val="22"/>
+              </w:rPr>
+              <w:t xml:space="preserve">Шифры и ревизии документации; вид инженерной системы, если спор о ней</w:t>
+            </w:r>
+          </w:p>
+        </w:tc>
+        <w:tc>
+          <w:tcPr>
+            <w:tcW w:type="dxa" w:w="2760"/>
+            <w:tcMar>
+              <w:top w:type="dxa" w:w="80"/>
+              <w:left w:type="dxa" w:w="120"/>
+              <w:bottom w:type="dxa" w:w="80"/>
+              <w:right w:type="dxa" w:w="120"/>
+            </w:tcMar>
+          </w:tcPr>
+          <w:p>
+            <w:pPr>
+              <w:spacing w:after="0" w:line="240"/>
+            </w:pPr>
+            <w:r>
+              <w:rPr>
+                <w:rFonts w:ascii="Times New Roman" w:cs="Times New Roman" w:eastAsia="Times New Roman" w:hAnsi="Times New Roman"/>
+                <w:b w:val="false"/>
+                <w:bCs w:val="false"/>
+                <w:sz w:val="22"/>
+                <w:szCs w:val="22"/>
+              </w:rPr>
+              <w:t xml:space="preserve">рабочая документация</w:t>
+            </w:r>
+          </w:p>
+        </w:tc>
+      </w:tr>
+      <w:tr>
+        <w:tc>
+          <w:tcPr>
+            <w:tcW w:type="dxa" w:w="2900"/>
+            <w:tcMar>
+              <w:top w:type="dxa" w:w="80"/>
+              <w:left w:type="dxa" w:w="120"/>
+              <w:bottom w:type="dxa" w:w="80"/>
+              <w:right w:type="dxa" w:w="120"/>
+            </w:tcMar>
+          </w:tcPr>
+          <w:p>
+            <w:pPr>
+              <w:spacing w:after="0" w:line="240"/>
+            </w:pPr>
+            <w:r>
+              <w:rPr>
+                <w:rFonts w:ascii="Times New Roman" w:cs="Times New Roman" w:eastAsia="Times New Roman" w:hAnsi="Times New Roman"/>
+                <w:b/>
+                <w:bCs/>
+                <w:i w:val="false"/>
+                <w:iCs w:val="false"/>
+                <w:color w:val="000000"/>
+                <w:sz w:val="22"/>
+                <w:szCs w:val="22"/>
+              </w:rPr>
+              <w:t xml:space="preserve">{{НАИМЕНОВАНИЕ_АРБИТРАЖНОГО_СУДА}}</w:t>
+            </w:r>
+            <w:r>
+              <w:rPr>
+                <w:rFonts w:ascii="Times New Roman" w:cs="Times New Roman" w:eastAsia="Times New Roman" w:hAnsi="Times New Roman"/>
+                <w:b w:val="false"/>
+                <w:bCs w:val="false"/>
+                <w:sz w:val="22"/>
+                <w:szCs w:val="22"/>
+              </w:rPr>
+              <w:t xml:space="preserve">, </w:t>
+            </w:r>
+            <w:r>
+              <w:rPr>
+                <w:rFonts w:ascii="Times New Roman" w:cs="Times New Roman" w:eastAsia="Times New Roman" w:hAnsi="Times New Roman"/>
+                <w:b/>
+                <w:bCs/>
+                <w:i w:val="false"/>
+                <w:iCs w:val="false"/>
+                <w:color w:val="000000"/>
+                <w:sz w:val="22"/>
+                <w:szCs w:val="22"/>
+              </w:rPr>
+              <w:t xml:space="preserve">{{НОМЕР_ДЕЛА}}</w:t>
+            </w:r>
+            <w:r>
+              <w:rPr>
+                <w:rFonts w:ascii="Times New Roman" w:cs="Times New Roman" w:eastAsia="Times New Roman" w:hAnsi="Times New Roman"/>
+                <w:b w:val="false"/>
+                <w:bCs w:val="false"/>
+                <w:sz w:val="22"/>
+                <w:szCs w:val="22"/>
+              </w:rPr>
+              <w:t xml:space="preserve">, </w:t>
+            </w:r>
+            <w:r>
+              <w:rPr>
+                <w:rFonts w:ascii="Times New Roman" w:cs="Times New Roman" w:eastAsia="Times New Roman" w:hAnsi="Times New Roman"/>
+                <w:b/>
+                <w:bCs/>
+                <w:i w:val="false"/>
+                <w:iCs w:val="false"/>
+                <w:color w:val="000000"/>
+                <w:sz w:val="22"/>
+                <w:szCs w:val="22"/>
+              </w:rPr>
+              <w:t xml:space="preserve">{{НАИМЕНОВАНИЕ_ИСТЦА}}</w:t>
+            </w:r>
+            <w:r>
+              <w:rPr>
+                <w:rFonts w:ascii="Times New Roman" w:cs="Times New Roman" w:eastAsia="Times New Roman" w:hAnsi="Times New Roman"/>
+                <w:b w:val="false"/>
+                <w:bCs w:val="false"/>
+                <w:sz w:val="22"/>
+                <w:szCs w:val="22"/>
+              </w:rPr>
+              <w:t xml:space="preserve">, </w:t>
+            </w:r>
+            <w:r>
+              <w:rPr>
+                <w:rFonts w:ascii="Times New Roman" w:cs="Times New Roman" w:eastAsia="Times New Roman" w:hAnsi="Times New Roman"/>
+                <w:b/>
+                <w:bCs/>
+                <w:i w:val="false"/>
+                <w:iCs w:val="false"/>
+                <w:color w:val="000000"/>
+                <w:sz w:val="22"/>
+                <w:szCs w:val="22"/>
+              </w:rPr>
+              <w:t xml:space="preserve">{{НАИМЕНОВАНИЕ_ОТВЕТЧИКА}}</w:t>
+            </w:r>
+            <w:r>
+              <w:rPr>
+                <w:rFonts w:ascii="Times New Roman" w:cs="Times New Roman" w:eastAsia="Times New Roman" w:hAnsi="Times New Roman"/>
+                <w:b w:val="false"/>
+                <w:bCs w:val="false"/>
+                <w:sz w:val="22"/>
+                <w:szCs w:val="22"/>
+              </w:rPr>
+              <w:t xml:space="preserve">, </w:t>
+            </w:r>
+            <w:r>
+              <w:rPr>
+                <w:rFonts w:ascii="Times New Roman" w:cs="Times New Roman" w:eastAsia="Times New Roman" w:hAnsi="Times New Roman"/>
+                <w:b/>
+                <w:bCs/>
+                <w:i w:val="false"/>
+                <w:iCs w:val="false"/>
+                <w:color w:val="000000"/>
+                <w:sz w:val="22"/>
+                <w:szCs w:val="22"/>
+              </w:rPr>
+              <w:t xml:space="preserve">{{ПРОЦЕССУАЛЬНОЕ_ПОЛОЖЕНИЕ_СТОРОНЫ}}</w:t>
+            </w:r>
+          </w:p>
+        </w:tc>
+        <w:tc>
+          <w:tcPr>
+            <w:tcW w:type="dxa" w:w="3400"/>
+            <w:tcMar>
+              <w:top w:type="dxa" w:w="80"/>
+              <w:left w:type="dxa" w:w="120"/>
+              <w:bottom w:type="dxa" w:w="80"/>
+              <w:right w:type="dxa" w:w="120"/>
+            </w:tcMar>
+          </w:tcPr>
+          <w:p>
+            <w:pPr>
+              <w:spacing w:after="0" w:line="240"/>
+            </w:pPr>
+            <w:r>
+              <w:rPr>
+                <w:rFonts w:ascii="Times New Roman" w:cs="Times New Roman" w:eastAsia="Times New Roman" w:hAnsi="Times New Roman"/>
+                <w:b w:val="false"/>
+                <w:bCs w:val="false"/>
+                <w:sz w:val="22"/>
+                <w:szCs w:val="22"/>
+              </w:rPr>
+              <w:t xml:space="preserve">Реквизиты дела</w:t>
+            </w:r>
+          </w:p>
+        </w:tc>
+        <w:tc>
+          <w:tcPr>
+            <w:tcW w:type="dxa" w:w="2760"/>
+            <w:tcMar>
+              <w:top w:type="dxa" w:w="80"/>
+              <w:left w:type="dxa" w:w="120"/>
+              <w:bottom w:type="dxa" w:w="80"/>
+              <w:right w:type="dxa" w:w="120"/>
+            </w:tcMar>
+          </w:tcPr>
+          <w:p>
+            <w:pPr>
+              <w:spacing w:after="0" w:line="240"/>
+            </w:pPr>
+            <w:r>
+              <w:rPr>
+                <w:rFonts w:ascii="Times New Roman" w:cs="Times New Roman" w:eastAsia="Times New Roman" w:hAnsi="Times New Roman"/>
+                <w:b w:val="false"/>
+                <w:bCs w:val="false"/>
+                <w:sz w:val="22"/>
+                <w:szCs w:val="22"/>
+              </w:rPr>
+              <w:t xml:space="preserve">заполняет представитель: до принятия иска этих данных нет</w:t>
+            </w:r>
+          </w:p>
+        </w:tc>
+      </w:tr>
+    </w:tbl>
+    <w:p>
+      <w:pPr>
+        <w:pStyle w:val="Heading2"/>
+        <w:keepNext/>
+        <w:spacing w:after="120" w:before="260"/>
+      </w:pPr>
+      <w:r>
+        <w:rPr>
+          <w:rFonts w:ascii="Times New Roman" w:cs="Times New Roman" w:eastAsia="Times New Roman" w:hAnsi="Times New Roman"/>
+          <w:b/>
+          <w:bCs/>
+          <w:sz w:val="26"/>
+          <w:szCs w:val="26"/>
+        </w:rPr>
+        <w:t xml:space="preserve">Опись доказательств</w:t>
+      </w:r>
+    </w:p>
+    <w:tbl>
+      <w:tblPr>
+        <w:tblW w:type="dxa" w:w="9060"/>
+        <w:tblBorders>
+          <w:top w:val="single" w:color="auto" w:sz="4"/>
+          <w:left w:val="single" w:color="auto" w:sz="4"/>
+          <w:bottom w:val="single" w:color="auto" w:sz="4"/>
+          <w:right w:val="single" w:color="auto" w:sz="4"/>
+          <w:insideH w:val="single" w:color="auto" w:sz="4"/>
+          <w:insideV w:val="single" w:color="auto" w:sz="4"/>
+        </w:tblBorders>
+      </w:tblPr>
+      <w:tblGrid>
+        <w:gridCol w:w="2900"/>
+        <w:gridCol w:w="3400"/>
+        <w:gridCol w:w="2760"/>
+      </w:tblGrid>
+      <w:tr>
+        <w:trPr>
+          <w:tblHeader/>
+        </w:trPr>
+        <w:tc>
+          <w:tcPr>
+            <w:tcW w:type="dxa" w:w="2900"/>
+            <w:shd w:fill="EDEDED" w:val="clear"/>
+            <w:tcMar>
+              <w:top w:type="dxa" w:w="80"/>
+              <w:left w:type="dxa" w:w="120"/>
+              <w:bottom w:type="dxa" w:w="80"/>
+              <w:right w:type="dxa" w:w="120"/>
+            </w:tcMar>
+          </w:tcPr>
+          <w:p>
+            <w:pPr>
+              <w:spacing w:after="0" w:line="240"/>
+            </w:pPr>
+            <w:r>
+              <w:rPr>
+                <w:rFonts w:ascii="Times New Roman" w:cs="Times New Roman" w:eastAsia="Times New Roman" w:hAnsi="Times New Roman"/>
+                <w:b/>
+                <w:bCs/>
+                <w:sz w:val="22"/>
+                <w:szCs w:val="22"/>
+              </w:rPr>
+              <w:t xml:space="preserve">Поле</w:t>
+            </w:r>
+          </w:p>
+        </w:tc>
+        <w:tc>
+          <w:tcPr>
+            <w:tcW w:type="dxa" w:w="3400"/>
+            <w:shd w:fill="EDEDED" w:val="clear"/>
+            <w:tcMar>
+              <w:top w:type="dxa" w:w="80"/>
+              <w:left w:type="dxa" w:w="120"/>
+              <w:bottom w:type="dxa" w:w="80"/>
+              <w:right w:type="dxa" w:w="120"/>
+            </w:tcMar>
+          </w:tcPr>
+          <w:p>
+            <w:pPr>
+              <w:spacing w:after="0" w:line="240"/>
+            </w:pPr>
+            <w:r>
+              <w:rPr>
+                <w:rFonts w:ascii="Times New Roman" w:cs="Times New Roman" w:eastAsia="Times New Roman" w:hAnsi="Times New Roman"/>
+                <w:b/>
+                <w:bCs/>
+                <w:sz w:val="22"/>
+                <w:szCs w:val="22"/>
+              </w:rPr>
+              <w:t xml:space="preserve">Что подставить</w:t>
+            </w:r>
+          </w:p>
+        </w:tc>
+        <w:tc>
+          <w:tcPr>
+            <w:tcW w:type="dxa" w:w="2760"/>
+            <w:shd w:fill="EDEDED" w:val="clear"/>
+            <w:tcMar>
+              <w:top w:type="dxa" w:w="80"/>
+              <w:left w:type="dxa" w:w="120"/>
+              <w:bottom w:type="dxa" w:w="80"/>
+              <w:right w:type="dxa" w:w="120"/>
+            </w:tcMar>
+          </w:tcPr>
+          <w:p>
+            <w:pPr>
+              <w:spacing w:after="0" w:line="240"/>
+            </w:pPr>
+            <w:r>
+              <w:rPr>
+                <w:rFonts w:ascii="Times New Roman" w:cs="Times New Roman" w:eastAsia="Times New Roman" w:hAnsi="Times New Roman"/>
+                <w:b/>
+                <w:bCs/>
+                <w:sz w:val="22"/>
+                <w:szCs w:val="22"/>
+              </w:rPr>
+              <w:t xml:space="preserve">Откуда брать</w:t>
+            </w:r>
+          </w:p>
+        </w:tc>
+      </w:tr>
+      <w:tr>
+        <w:tc>
+          <w:tcPr>
+            <w:tcW w:type="dxa" w:w="2900"/>
+            <w:tcMar>
+              <w:top w:type="dxa" w:w="80"/>
+              <w:left w:type="dxa" w:w="120"/>
+              <w:bottom w:type="dxa" w:w="80"/>
+              <w:right w:type="dxa" w:w="120"/>
+            </w:tcMar>
+          </w:tcPr>
+          <w:p>
+            <w:pPr>
+              <w:spacing w:after="0" w:line="240"/>
+            </w:pPr>
+            <w:r>
+              <w:rPr>
+                <w:rFonts w:ascii="Times New Roman" w:cs="Times New Roman" w:eastAsia="Times New Roman" w:hAnsi="Times New Roman"/>
+                <w:b/>
+                <w:bCs/>
+                <w:i w:val="false"/>
+                <w:iCs w:val="false"/>
+                <w:color w:val="000000"/>
+                <w:sz w:val="22"/>
+                <w:szCs w:val="22"/>
+              </w:rPr>
+              <w:t xml:space="preserve">{{ДАТА_ОБНАРУЖЕНИЯ_ДЕФЕКТА}}</w:t>
+            </w:r>
+          </w:p>
+        </w:tc>
+        <w:tc>
+          <w:tcPr>
+            <w:tcW w:type="dxa" w:w="3400"/>
+            <w:tcMar>
+              <w:top w:type="dxa" w:w="80"/>
+              <w:left w:type="dxa" w:w="120"/>
+              <w:bottom w:type="dxa" w:w="80"/>
+              <w:right w:type="dxa" w:w="120"/>
+            </w:tcMar>
+          </w:tcPr>
+          <w:p>
+            <w:pPr>
+              <w:spacing w:after="0" w:line="240"/>
+            </w:pPr>
+            <w:r>
+              <w:rPr>
+                <w:rFonts w:ascii="Times New Roman" w:cs="Times New Roman" w:eastAsia="Times New Roman" w:hAnsi="Times New Roman"/>
+                <w:b w:val="false"/>
+                <w:bCs w:val="false"/>
+                <w:sz w:val="22"/>
+                <w:szCs w:val="22"/>
+              </w:rPr>
+              <w:t xml:space="preserve">Дата обнаружения — так, как её называет оппонент</w:t>
+            </w:r>
+          </w:p>
+        </w:tc>
+        <w:tc>
+          <w:tcPr>
+            <w:tcW w:type="dxa" w:w="2760"/>
+            <w:tcMar>
+              <w:top w:type="dxa" w:w="80"/>
+              <w:left w:type="dxa" w:w="120"/>
+              <w:bottom w:type="dxa" w:w="80"/>
+              <w:right w:type="dxa" w:w="120"/>
+            </w:tcMar>
+          </w:tcPr>
+          <w:p>
+            <w:pPr>
+              <w:spacing w:after="0" w:line="240"/>
+            </w:pPr>
+            <w:r>
+              <w:rPr>
+                <w:rFonts w:ascii="Times New Roman" w:cs="Times New Roman" w:eastAsia="Times New Roman" w:hAnsi="Times New Roman"/>
+                <w:b w:val="false"/>
+                <w:bCs w:val="false"/>
+                <w:sz w:val="22"/>
+                <w:szCs w:val="22"/>
+              </w:rPr>
+              <w:t xml:space="preserve">претензия или акт оппонента</w:t>
+            </w:r>
+          </w:p>
+        </w:tc>
+      </w:tr>
+      <w:tr>
+        <w:tc>
+          <w:tcPr>
+            <w:tcW w:type="dxa" w:w="2900"/>
+            <w:tcMar>
+              <w:top w:type="dxa" w:w="80"/>
+              <w:left w:type="dxa" w:w="120"/>
+              <w:bottom w:type="dxa" w:w="80"/>
+              <w:right w:type="dxa" w:w="120"/>
+            </w:tcMar>
+          </w:tcPr>
+          <w:p>
+            <w:pPr>
+              <w:spacing w:after="0" w:line="240"/>
+            </w:pPr>
+            <w:r>
+              <w:rPr>
+                <w:rFonts w:ascii="Times New Roman" w:cs="Times New Roman" w:eastAsia="Times New Roman" w:hAnsi="Times New Roman"/>
+                <w:b/>
+                <w:bCs/>
+                <w:i w:val="false"/>
+                <w:iCs w:val="false"/>
+                <w:color w:val="000000"/>
+                <w:sz w:val="22"/>
+                <w:szCs w:val="22"/>
+              </w:rPr>
+              <w:t xml:space="preserve">{{ПОРОГ_ОЖИДАНИЯ_ОТВЕТА_ДНЕЙ}}</w:t>
+            </w:r>
+          </w:p>
+        </w:tc>
+        <w:tc>
+          <w:tcPr>
+            <w:tcW w:type="dxa" w:w="3400"/>
+            <w:tcMar>
+              <w:top w:type="dxa" w:w="80"/>
+              <w:left w:type="dxa" w:w="120"/>
+              <w:bottom w:type="dxa" w:w="80"/>
+              <w:right w:type="dxa" w:w="120"/>
+            </w:tcMar>
+          </w:tcPr>
+          <w:p>
+            <w:pPr>
+              <w:spacing w:after="0" w:line="240"/>
+            </w:pPr>
+            <w:r>
+              <w:rPr>
+                <w:rFonts w:ascii="Times New Roman" w:cs="Times New Roman" w:eastAsia="Times New Roman" w:hAnsi="Times New Roman"/>
+                <w:b w:val="false"/>
+                <w:bCs w:val="false"/>
+                <w:sz w:val="22"/>
+                <w:szCs w:val="22"/>
+              </w:rPr>
+              <w:t xml:space="preserve">Через сколько дней без ответа на ваш запрос строка подсвечивается</w:t>
+            </w:r>
+          </w:p>
+        </w:tc>
+        <w:tc>
+          <w:tcPr>
+            <w:tcW w:type="dxa" w:w="2760"/>
+            <w:tcMar>
+              <w:top w:type="dxa" w:w="80"/>
+              <w:left w:type="dxa" w:w="120"/>
+              <w:bottom w:type="dxa" w:w="80"/>
+              <w:right w:type="dxa" w:w="120"/>
+            </w:tcMar>
+          </w:tcPr>
+          <w:p>
+            <w:pPr>
+              <w:spacing w:after="0" w:line="240"/>
+            </w:pPr>
+            <w:r>
+              <w:rPr>
+                <w:rFonts w:ascii="Times New Roman" w:cs="Times New Roman" w:eastAsia="Times New Roman" w:hAnsi="Times New Roman"/>
+                <w:b w:val="false"/>
+                <w:bCs w:val="false"/>
+                <w:sz w:val="22"/>
+                <w:szCs w:val="22"/>
+              </w:rPr>
+              <w:t xml:space="preserve">ваше решение; не константа файла</w:t>
+            </w:r>
+          </w:p>
+        </w:tc>
+      </w:tr>
+      <w:tr>
+        <w:tc>
+          <w:tcPr>
+            <w:tcW w:type="dxa" w:w="2900"/>
+            <w:tcMar>
+              <w:top w:type="dxa" w:w="80"/>
+              <w:left w:type="dxa" w:w="120"/>
+              <w:bottom w:type="dxa" w:w="80"/>
+              <w:right w:type="dxa" w:w="120"/>
+            </w:tcMar>
+          </w:tcPr>
+          <w:p>
+            <w:pPr>
+              <w:spacing w:after="0" w:line="240"/>
+            </w:pPr>
+            <w:r>
+              <w:rPr>
+                <w:rFonts w:ascii="Times New Roman" w:cs="Times New Roman" w:eastAsia="Times New Roman" w:hAnsi="Times New Roman"/>
+                <w:b/>
+                <w:bCs/>
+                <w:i w:val="false"/>
+                <w:iCs w:val="false"/>
+                <w:color w:val="000000"/>
+                <w:sz w:val="22"/>
+                <w:szCs w:val="22"/>
+              </w:rPr>
+              <w:t xml:space="preserve">{{ПОРОГ_ДНЕЙ}}</w:t>
+            </w:r>
+          </w:p>
+        </w:tc>
+        <w:tc>
+          <w:tcPr>
+            <w:tcW w:type="dxa" w:w="3400"/>
+            <w:tcMar>
+              <w:top w:type="dxa" w:w="80"/>
+              <w:left w:type="dxa" w:w="120"/>
+              <w:bottom w:type="dxa" w:w="80"/>
+              <w:right w:type="dxa" w:w="120"/>
+            </w:tcMar>
+          </w:tcPr>
+          <w:p>
+            <w:pPr>
+              <w:spacing w:after="0" w:line="240"/>
+            </w:pPr>
+            <w:r>
+              <w:rPr>
+                <w:rFonts w:ascii="Times New Roman" w:cs="Times New Roman" w:eastAsia="Times New Roman" w:hAnsi="Times New Roman"/>
+                <w:b w:val="false"/>
+                <w:bCs w:val="false"/>
+                <w:sz w:val="22"/>
+                <w:szCs w:val="22"/>
+              </w:rPr>
+              <w:t xml:space="preserve">Порог подсветки в реестре исполнительной документации — другое поле и другой смысл</w:t>
+            </w:r>
+          </w:p>
+        </w:tc>
+        <w:tc>
+          <w:tcPr>
+            <w:tcW w:type="dxa" w:w="2760"/>
+            <w:tcMar>
+              <w:top w:type="dxa" w:w="80"/>
+              <w:left w:type="dxa" w:w="120"/>
+              <w:bottom w:type="dxa" w:w="80"/>
+              <w:right w:type="dxa" w:w="120"/>
+            </w:tcMar>
+          </w:tcPr>
+          <w:p>
+            <w:pPr>
+              <w:spacing w:after="0" w:line="240"/>
+            </w:pPr>
+            <w:r>
+              <w:rPr>
+                <w:rFonts w:ascii="Times New Roman" w:cs="Times New Roman" w:eastAsia="Times New Roman" w:hAnsi="Times New Roman"/>
+                <w:b w:val="false"/>
+                <w:bCs w:val="false"/>
+                <w:sz w:val="22"/>
+                <w:szCs w:val="22"/>
+              </w:rPr>
+              <w:t xml:space="preserve">ваше решение</w:t>
+            </w:r>
+          </w:p>
+        </w:tc>
+      </w:tr>
+      <w:tr>
+        <w:tc>
+          <w:tcPr>
+            <w:tcW w:type="dxa" w:w="2900"/>
+            <w:tcMar>
+              <w:top w:type="dxa" w:w="80"/>
+              <w:left w:type="dxa" w:w="120"/>
+              <w:bottom w:type="dxa" w:w="80"/>
+              <w:right w:type="dxa" w:w="120"/>
+            </w:tcMar>
+          </w:tcPr>
+          <w:p>
+            <w:pPr>
+              <w:spacing w:after="0" w:line="240"/>
+            </w:pPr>
+            <w:r>
+              <w:rPr>
+                <w:rFonts w:ascii="Times New Roman" w:cs="Times New Roman" w:eastAsia="Times New Roman" w:hAnsi="Times New Roman"/>
+                <w:b/>
+                <w:bCs/>
+                <w:i w:val="false"/>
+                <w:iCs w:val="false"/>
+                <w:color w:val="000000"/>
+                <w:sz w:val="22"/>
+                <w:szCs w:val="22"/>
+              </w:rPr>
+              <w:t xml:space="preserve">{{ОБЪЕКТ}}</w:t>
+            </w:r>
+          </w:p>
+        </w:tc>
+        <w:tc>
+          <w:tcPr>
+            <w:tcW w:type="dxa" w:w="3400"/>
+            <w:tcMar>
+              <w:top w:type="dxa" w:w="80"/>
+              <w:left w:type="dxa" w:w="120"/>
+              <w:bottom w:type="dxa" w:w="80"/>
+              <w:right w:type="dxa" w:w="120"/>
+            </w:tcMar>
+          </w:tcPr>
+          <w:p>
+            <w:pPr>
+              <w:spacing w:after="0" w:line="240"/>
+            </w:pPr>
+            <w:r>
+              <w:rPr>
+                <w:rFonts w:ascii="Times New Roman" w:cs="Times New Roman" w:eastAsia="Times New Roman" w:hAnsi="Times New Roman"/>
+                <w:b w:val="false"/>
+                <w:bCs w:val="false"/>
+                <w:sz w:val="22"/>
+                <w:szCs w:val="22"/>
+              </w:rPr>
+              <w:t xml:space="preserve">Наименование и адрес объекта</w:t>
+            </w:r>
+          </w:p>
+        </w:tc>
+        <w:tc>
+          <w:tcPr>
+            <w:tcW w:type="dxa" w:w="2760"/>
+            <w:tcMar>
+              <w:top w:type="dxa" w:w="80"/>
+              <w:left w:type="dxa" w:w="120"/>
+              <w:bottom w:type="dxa" w:w="80"/>
+              <w:right w:type="dxa" w:w="120"/>
+            </w:tcMar>
+          </w:tcPr>
+          <w:p>
+            <w:pPr>
+              <w:spacing w:after="0" w:line="240"/>
+            </w:pPr>
+            <w:r>
+              <w:rPr>
+                <w:rFonts w:ascii="Times New Roman" w:cs="Times New Roman" w:eastAsia="Times New Roman" w:hAnsi="Times New Roman"/>
+                <w:b w:val="false"/>
+                <w:bCs w:val="false"/>
+                <w:sz w:val="22"/>
+                <w:szCs w:val="22"/>
+              </w:rPr>
+              <w:t xml:space="preserve">договор, проектная документация</w:t>
+            </w:r>
+          </w:p>
+        </w:tc>
+      </w:tr>
+      <w:tr>
+        <w:tc>
+          <w:tcPr>
+            <w:tcW w:type="dxa" w:w="2900"/>
+            <w:tcMar>
+              <w:top w:type="dxa" w:w="80"/>
+              <w:left w:type="dxa" w:w="120"/>
+              <w:bottom w:type="dxa" w:w="80"/>
+              <w:right w:type="dxa" w:w="120"/>
+            </w:tcMar>
+          </w:tcPr>
+          <w:p>
+            <w:pPr>
+              <w:spacing w:after="0" w:line="240"/>
+            </w:pPr>
+            <w:r>
+              <w:rPr>
+                <w:rFonts w:ascii="Times New Roman" w:cs="Times New Roman" w:eastAsia="Times New Roman" w:hAnsi="Times New Roman"/>
+                <w:b/>
+                <w:bCs/>
+                <w:i w:val="false"/>
+                <w:iCs w:val="false"/>
+                <w:color w:val="000000"/>
+                <w:sz w:val="22"/>
+                <w:szCs w:val="22"/>
+              </w:rPr>
+              <w:t xml:space="preserve">{{ИСХОДЯЩИЙ_НОМЕР}}</w:t>
+            </w:r>
+            <w:r>
+              <w:rPr>
+                <w:rFonts w:ascii="Times New Roman" w:cs="Times New Roman" w:eastAsia="Times New Roman" w:hAnsi="Times New Roman"/>
+                <w:b w:val="false"/>
+                <w:bCs w:val="false"/>
+                <w:sz w:val="22"/>
+                <w:szCs w:val="22"/>
+              </w:rPr>
+              <w:t xml:space="preserve">, </w:t>
+            </w:r>
+            <w:r>
+              <w:rPr>
+                <w:rFonts w:ascii="Times New Roman" w:cs="Times New Roman" w:eastAsia="Times New Roman" w:hAnsi="Times New Roman"/>
+                <w:b/>
+                <w:bCs/>
+                <w:i w:val="false"/>
+                <w:iCs w:val="false"/>
+                <w:color w:val="000000"/>
+                <w:sz w:val="22"/>
+                <w:szCs w:val="22"/>
+              </w:rPr>
+              <w:t xml:space="preserve">{{ДАТА_ДОКУМЕНТА}}</w:t>
+            </w:r>
+            <w:r>
+              <w:rPr>
+                <w:rFonts w:ascii="Times New Roman" w:cs="Times New Roman" w:eastAsia="Times New Roman" w:hAnsi="Times New Roman"/>
+                <w:b w:val="false"/>
+                <w:bCs w:val="false"/>
+                <w:sz w:val="22"/>
+                <w:szCs w:val="22"/>
+              </w:rPr>
+              <w:t xml:space="preserve">, </w:t>
+            </w:r>
+            <w:r>
+              <w:rPr>
+                <w:rFonts w:ascii="Times New Roman" w:cs="Times New Roman" w:eastAsia="Times New Roman" w:hAnsi="Times New Roman"/>
+                <w:b/>
+                <w:bCs/>
+                <w:i w:val="false"/>
+                <w:iCs w:val="false"/>
+                <w:color w:val="000000"/>
+                <w:sz w:val="22"/>
+                <w:szCs w:val="22"/>
+              </w:rPr>
+              <w:t xml:space="preserve">{{ОСНОВАНИЕ_ПОЛНОМОЧИЙ}}</w:t>
+            </w:r>
+          </w:p>
+        </w:tc>
+        <w:tc>
+          <w:tcPr>
+            <w:tcW w:type="dxa" w:w="3400"/>
+            <w:tcMar>
+              <w:top w:type="dxa" w:w="80"/>
+              <w:left w:type="dxa" w:w="120"/>
+              <w:bottom w:type="dxa" w:w="80"/>
+              <w:right w:type="dxa" w:w="120"/>
+            </w:tcMar>
+          </w:tcPr>
+          <w:p>
+            <w:pPr>
+              <w:spacing w:after="0" w:line="240"/>
+            </w:pPr>
+            <w:r>
+              <w:rPr>
+                <w:rFonts w:ascii="Times New Roman" w:cs="Times New Roman" w:eastAsia="Times New Roman" w:hAnsi="Times New Roman"/>
+                <w:b w:val="false"/>
+                <w:bCs w:val="false"/>
+                <w:sz w:val="22"/>
+                <w:szCs w:val="22"/>
+              </w:rPr>
+              <w:t xml:space="preserve">Реквизиты вашего письма и основание полномочий подписанта</w:t>
+            </w:r>
+          </w:p>
+        </w:tc>
+        <w:tc>
+          <w:tcPr>
+            <w:tcW w:type="dxa" w:w="2760"/>
+            <w:tcMar>
+              <w:top w:type="dxa" w:w="80"/>
+              <w:left w:type="dxa" w:w="120"/>
+              <w:bottom w:type="dxa" w:w="80"/>
+              <w:right w:type="dxa" w:w="120"/>
+            </w:tcMar>
+          </w:tcPr>
+          <w:p>
+            <w:pPr>
+              <w:spacing w:after="0" w:line="240"/>
+            </w:pPr>
+            <w:r>
+              <w:rPr>
+                <w:rFonts w:ascii="Times New Roman" w:cs="Times New Roman" w:eastAsia="Times New Roman" w:hAnsi="Times New Roman"/>
+                <w:b w:val="false"/>
+                <w:bCs w:val="false"/>
+                <w:sz w:val="22"/>
+                <w:szCs w:val="22"/>
+              </w:rPr>
+              <w:t xml:space="preserve">делопроизводство, устав, доверенность</w:t>
+            </w:r>
+          </w:p>
+        </w:tc>
+      </w:tr>
+    </w:tbl>
     <w:p>
       <w:pPr>
         <w:pStyle w:val="Heading2"/>
